--- a/266049_Department Manager Human Resources.docx
+++ b/266049_Department Manager Human Resources.docx
@@ -1,6 +1,6 @@
 
 <file path=word/document.xml><?xml version="1.0" encoding="utf-8"?>
-<w:document xmlns:wpc="http://schemas.microsoft.com/office/word/2010/wordprocessingCanvas" xmlns:cx="http://schemas.microsoft.com/office/drawing/2014/chartex" xmlns:cx1="http://schemas.microsoft.com/office/drawing/2015/9/8/chartex" xmlns:cx2="http://schemas.microsoft.com/office/drawing/2015/10/21/chartex" xmlns:cx3="http://schemas.microsoft.com/office/drawing/2016/5/9/chartex" xmlns:cx4="http://schemas.microsoft.com/office/drawing/2016/5/10/chartex" xmlns:cx5="http://schemas.microsoft.com/office/drawing/2016/5/11/chartex" xmlns:cx6="http://schemas.microsoft.com/office/drawing/2016/5/12/chartex" xmlns:cx7="http://schemas.microsoft.com/office/drawing/2016/5/13/chartex" xmlns:cx8="http://schemas.microsoft.com/office/drawing/2016/5/14/chartex" xmlns:mc="http://schemas.openxmlformats.org/markup-compatibility/2006" xmlns:aink="http://schemas.microsoft.com/office/drawing/2016/ink" xmlns:am3d="http://schemas.microsoft.com/office/drawing/2017/model3d" xmlns:o="urn:schemas-microsoft-com:office:office" xmlns:oel="http://schemas.microsoft.com/office/2019/extlst" xmlns:r="http://schemas.openxmlformats.org/officeDocument/2006/relationships" xmlns:m="http://schemas.openxmlformats.org/officeDocument/2006/math" xmlns:v="urn:schemas-microsoft-com:vml" xmlns:wp14="http://schemas.microsoft.com/office/word/2010/wordprocessingDrawing" xmlns:wp="http://schemas.openxmlformats.org/drawingml/2006/wordprocessingDrawing" xmlns:w10="urn:schemas-microsoft-com:office:word" xmlns:w="http://schemas.openxmlformats.org/wordprocessingml/2006/main" xmlns:w14="http://schemas.microsoft.com/office/word/2010/wordml" xmlns:w15="http://schemas.microsoft.com/office/word/2012/wordml" xmlns:w16cei="http://schemas.microsoft.com/office/word/2026/wordml/cei" xmlns:w16cex="http://schemas.microsoft.com/office/word/2018/wordml/cex" xmlns:w16cid="http://schemas.microsoft.com/office/word/2016/wordml/cid" xmlns:w16="http://schemas.microsoft.com/office/word/2018/wordml" xmlns:w16du="http://schemas.microsoft.com/office/word/2023/wordml/word16du" xmlns:w16sdtdh="http://schemas.microsoft.com/office/word/2020/wordml/sdtdatahash" xmlns:w16sdtfl="http://schemas.microsoft.com/office/word/2024/wordml/sdtformatlock" xmlns:w16se="http://schemas.microsoft.com/office/word/2015/wordml/symex" xmlns:wpg="http://schemas.microsoft.com/office/word/2010/wordprocessingGroup" xmlns:wpi="http://schemas.microsoft.com/office/word/2010/wordprocessingInk" xmlns:wne="http://schemas.microsoft.com/office/word/2006/wordml" xmlns:wps="http://schemas.microsoft.com/office/word/2010/wordprocessingShape" mc:Ignorable="w14 w15 w16se w16cid w16 w16cex w16sdtdh w16sdtfl w16du wp14">
+<w:document xmlns:wpc="http://schemas.microsoft.com/office/word/2010/wordprocessingCanvas" xmlns:cx="http://schemas.microsoft.com/office/drawing/2014/chartex" xmlns:cx1="http://schemas.microsoft.com/office/drawing/2015/9/8/chartex" xmlns:cx2="http://schemas.microsoft.com/office/drawing/2015/10/21/chartex" xmlns:cx3="http://schemas.microsoft.com/office/drawing/2016/5/9/chartex" xmlns:cx4="http://schemas.microsoft.com/office/drawing/2016/5/10/chartex" xmlns:cx5="http://schemas.microsoft.com/office/drawing/2016/5/11/chartex" xmlns:cx6="http://schemas.microsoft.com/office/drawing/2016/5/12/chartex" xmlns:cx7="http://schemas.microsoft.com/office/drawing/2016/5/13/chartex" xmlns:cx8="http://schemas.microsoft.com/office/drawing/2016/5/14/chartex" xmlns:mc="http://schemas.openxmlformats.org/markup-compatibility/2006" xmlns:aink="http://schemas.microsoft.com/office/drawing/2016/ink" xmlns:am3d="http://schemas.microsoft.com/office/drawing/2017/model3d" xmlns:o="urn:schemas-microsoft-com:office:office" xmlns:oel="http://schemas.microsoft.com/office/2019/extlst" xmlns:r="http://schemas.openxmlformats.org/officeDocument/2006/relationships" xmlns:m="http://schemas.openxmlformats.org/officeDocument/2006/math" xmlns:v="urn:schemas-microsoft-com:vml" xmlns:wp14="http://schemas.microsoft.com/office/word/2010/wordprocessingDrawing" xmlns:wp="http://schemas.openxmlformats.org/drawingml/2006/wordprocessingDrawing" xmlns:w10="urn:schemas-microsoft-com:office:word" xmlns:w="http://schemas.openxmlformats.org/wordprocessingml/2006/main" xmlns:w14="http://schemas.microsoft.com/office/word/2010/wordml" xmlns:w15="http://schemas.microsoft.com/office/word/2012/wordml" xmlns:w16cex="http://schemas.microsoft.com/office/word/2018/wordml/cex" xmlns:w16cid="http://schemas.microsoft.com/office/word/2016/wordml/cid" xmlns:w16="http://schemas.microsoft.com/office/word/2018/wordml" xmlns:w16du="http://schemas.microsoft.com/office/word/2023/wordml/word16du" xmlns:w16sdtdh="http://schemas.microsoft.com/office/word/2020/wordml/sdtdatahash" xmlns:w16sdtfl="http://schemas.microsoft.com/office/word/2024/wordml/sdtformatlock" xmlns:w16se="http://schemas.microsoft.com/office/word/2015/wordml/symex" xmlns:wpg="http://schemas.microsoft.com/office/word/2010/wordprocessingGroup" xmlns:wpi="http://schemas.microsoft.com/office/word/2010/wordprocessingInk" xmlns:wne="http://schemas.microsoft.com/office/word/2006/wordml" xmlns:wps="http://schemas.microsoft.com/office/word/2010/wordprocessingShape" mc:Ignorable="w14 w15 w16se w16cid w16 w16cex w16sdtdh w16sdtfl w16du wp14">
   <w:body>
     <w:p>
       <w:pPr>
@@ -104,7 +104,14 @@
                 <w:rFonts w:ascii="Browallia New" w:eastAsia="Browallia New" w:hAnsi="Browallia New" w:cs="Browallia New"/>
                 <w:sz w:val="26"/>
               </w:rPr>
-              <w:t>1) กรอกข้อมูลในช่องสีเหลืองเท่านั้น ข้อความสีเทาตัวเอียงเป็นเพียงตัวอย่าง ลบออกแล้วพิมพ์ข้อมูลจริงแทน</w:t>
+              <w:t xml:space="preserve">1) </w:t>
+            </w:r>
+            <w:r>
+              <w:rPr>
+                <w:rFonts w:ascii="Browallia New" w:eastAsia="Browallia New" w:hAnsi="Browallia New" w:cs="Browallia New"/>
+                <w:sz w:val="26"/>
+              </w:rPr>
+              <w:t>กรอกข้อมูลในช่องสีเหลืองเท่านั้น ข้อความสีเทาตัวเอียงเป็นเพียงตัวอย่าง ลบออกแล้วพิมพ์ข้อมูลจริงแทน</w:t>
             </w:r>
           </w:p>
           <w:p>
@@ -116,7 +123,14 @@
                 <w:rFonts w:ascii="Browallia New" w:eastAsia="Browallia New" w:hAnsi="Browallia New" w:cs="Browallia New"/>
                 <w:sz w:val="26"/>
               </w:rPr>
-              <w:t>2) จัดทำร่วมกันระหว่างผู้ดำรงตำแหน่งปัจจุบัน</w:t>
+              <w:t xml:space="preserve">2) </w:t>
+            </w:r>
+            <w:r>
+              <w:rPr>
+                <w:rFonts w:ascii="Browallia New" w:eastAsia="Browallia New" w:hAnsi="Browallia New" w:cs="Browallia New"/>
+                <w:sz w:val="26"/>
+              </w:rPr>
+              <w:t>จัดทำร่วมกันระหว่างผู้ดำรงตำแหน่งปัจจุบัน</w:t>
             </w:r>
             <w:r>
               <w:rPr>
@@ -144,7 +158,14 @@
                 <w:rFonts w:ascii="Browallia New" w:eastAsia="Browallia New" w:hAnsi="Browallia New" w:cs="Browallia New"/>
                 <w:sz w:val="26"/>
               </w:rPr>
-              <w:t>3) ระดับความเชี่ยวชาญ (Proficiency Level) ให้ใช้เกณฑ์</w:t>
+              <w:t xml:space="preserve">3) </w:t>
+            </w:r>
+            <w:r>
+              <w:rPr>
+                <w:rFonts w:ascii="Browallia New" w:eastAsia="Browallia New" w:hAnsi="Browallia New" w:cs="Browallia New"/>
+                <w:sz w:val="26"/>
+              </w:rPr>
+              <w:t>ระดับความเชี่ยวชาญ (Proficiency Level) ให้ใช้เกณฑ์</w:t>
             </w:r>
             <w:r>
               <w:rPr>
@@ -168,7 +189,14 @@
                 <w:rFonts w:ascii="Browallia New" w:eastAsia="Browallia New" w:hAnsi="Browallia New" w:cs="Browallia New"/>
                 <w:sz w:val="26"/>
               </w:rPr>
-              <w:t xml:space="preserve"> ตามตารางในหัวข้อ </w:t>
+              <w:t xml:space="preserve"> </w:t>
+            </w:r>
+            <w:r>
+              <w:rPr>
+                <w:rFonts w:ascii="Browallia New" w:eastAsia="Browallia New" w:hAnsi="Browallia New" w:cs="Browallia New"/>
+                <w:sz w:val="26"/>
+              </w:rPr>
+              <w:t xml:space="preserve">ตามตารางในหัวข้อ </w:t>
             </w:r>
             <w:r>
               <w:rPr>
@@ -195,7 +223,14 @@
                 <w:rFonts w:ascii="Browallia New" w:eastAsia="Browallia New" w:hAnsi="Browallia New" w:cs="Browallia New"/>
                 <w:sz w:val="26"/>
               </w:rPr>
-              <w:t>4) เมื่อกรอกครบถ้วนแล้ว ให้ลงนามรับรองตามลำดับในหน้าถัดไป ก่อนนำส่ง HR Business Partner ของสายงาน</w:t>
+              <w:t xml:space="preserve">4) </w:t>
+            </w:r>
+            <w:r>
+              <w:rPr>
+                <w:rFonts w:ascii="Browallia New" w:eastAsia="Browallia New" w:hAnsi="Browallia New" w:cs="Browallia New"/>
+                <w:sz w:val="26"/>
+              </w:rPr>
+              <w:t>เมื่อกรอกครบถ้วนแล้ว ให้ลงนามรับรองตามลำดับในหน้าถัดไป ก่อนนำส่ง HR Business Partner ของสายงาน</w:t>
             </w:r>
           </w:p>
           <w:p>
@@ -207,7 +242,14 @@
                 <w:rFonts w:ascii="Browallia New" w:eastAsia="Browallia New" w:hAnsi="Browallia New" w:cs="Browallia New"/>
                 <w:sz w:val="26"/>
               </w:rPr>
-              <w:t>5) เอกสารฉบับนี้จัดเป็นข้อมูลลับ (Confidential) ใช้ภายในองค์กรเพื่อการบริหารแผนสืบทอดตำแหน่งเท่านั้น ห้ามเผยแพร่หรือส่งต่อโดยไม่ได้รับอนุญาต</w:t>
+              <w:t xml:space="preserve">5) </w:t>
+            </w:r>
+            <w:r>
+              <w:rPr>
+                <w:rFonts w:ascii="Browallia New" w:eastAsia="Browallia New" w:hAnsi="Browallia New" w:cs="Browallia New"/>
+                <w:sz w:val="26"/>
+              </w:rPr>
+              <w:t>เอกสารฉบับนี้จัดเป็นข้อมูลลับ (Confidential) ใช้ภายในองค์กรเพื่อการบริหารแผนสืบทอดตำแหน่งเท่านั้น ห้ามเผยแพร่หรือส่งต่อโดยไม่ได้รับอนุญาต</w:t>
             </w:r>
           </w:p>
         </w:tc>
@@ -516,7 +558,7 @@
                 <w:rFonts w:ascii="Browallia New" w:eastAsia="Browallia New" w:hAnsi="Browallia New" w:cs="Browallia New"/>
                 <w:sz w:val="28"/>
               </w:rPr>
-              <w:t>ผู้จัดการทรัพยากรมนุษย์</w:t>
+              <w:t>Department Manager - Compensation &amp; Benefits</w:t>
             </w:r>
           </w:p>
         </w:tc>
@@ -877,7 +919,16 @@
                 <w:color w:val="C8102E"/>
                 <w:sz w:val="26"/>
               </w:rPr>
-              <w:t>(จัดทำ)</w:t>
+              <w:t>(</w:t>
+            </w:r>
+            <w:r>
+              <w:rPr>
+                <w:rFonts w:ascii="Browallia New" w:eastAsia="Browallia New" w:hAnsi="Browallia New" w:cs="Browallia New"/>
+                <w:i/>
+                <w:color w:val="C8102E"/>
+                <w:sz w:val="26"/>
+              </w:rPr>
+              <w:t>จัดทำ)</w:t>
             </w:r>
           </w:p>
           <w:p>
@@ -937,7 +988,16 @@
                 <w:color w:val="C8102E"/>
                 <w:sz w:val="26"/>
               </w:rPr>
-              <w:t>(ตรวจสอบความถูกต้อง)</w:t>
+              <w:t>(</w:t>
+            </w:r>
+            <w:r>
+              <w:rPr>
+                <w:rFonts w:ascii="Browallia New" w:eastAsia="Browallia New" w:hAnsi="Browallia New" w:cs="Browallia New"/>
+                <w:i/>
+                <w:color w:val="C8102E"/>
+                <w:sz w:val="26"/>
+              </w:rPr>
+              <w:t>ตรวจสอบความถูกต้อง)</w:t>
             </w:r>
           </w:p>
           <w:p>
@@ -985,7 +1045,16 @@
                 <w:color w:val="C8102E"/>
                 <w:sz w:val="26"/>
               </w:rPr>
-              <w:t>(รับรอง)</w:t>
+              <w:t>(</w:t>
+            </w:r>
+            <w:r>
+              <w:rPr>
+                <w:rFonts w:ascii="Browallia New" w:eastAsia="Browallia New" w:hAnsi="Browallia New" w:cs="Browallia New"/>
+                <w:i/>
+                <w:color w:val="C8102E"/>
+                <w:sz w:val="26"/>
+              </w:rPr>
+              <w:t>รับรอง)</w:t>
             </w:r>
           </w:p>
           <w:p>
@@ -1037,7 +1106,16 @@
                 <w:color w:val="C8102E"/>
                 <w:sz w:val="26"/>
               </w:rPr>
-              <w:t>(อนุมัติ)</w:t>
+              <w:t>(</w:t>
+            </w:r>
+            <w:r>
+              <w:rPr>
+                <w:rFonts w:ascii="Browallia New" w:eastAsia="Browallia New" w:hAnsi="Browallia New" w:cs="Browallia New"/>
+                <w:i/>
+                <w:color w:val="C8102E"/>
+                <w:sz w:val="26"/>
+              </w:rPr>
+              <w:t>อนุมัติ)</w:t>
             </w:r>
           </w:p>
           <w:p>
@@ -1265,7 +1343,15 @@
                 <w:b/>
                 <w:sz w:val="28"/>
               </w:rPr>
-              <w:t>1ก. ความสัมพันธ์ในองค์กร (ภายใน)</w:t>
+              <w:t>1</w:t>
+            </w:r>
+            <w:r>
+              <w:rPr>
+                <w:rFonts w:ascii="Browallia New" w:eastAsia="Browallia New" w:hAnsi="Browallia New" w:cs="Browallia New"/>
+                <w:b/>
+                <w:sz w:val="28"/>
+              </w:rPr>
+              <w:t>ก. ความสัมพันธ์ในองค์กร (ภายใน)</w:t>
             </w:r>
           </w:p>
           <w:p>
@@ -2003,7 +2089,15 @@
                 <w:b/>
                 <w:sz w:val="28"/>
               </w:rPr>
-              <w:t>1ข. ความสัมพันธ์</w:t>
+              <w:t>1</w:t>
+            </w:r>
+            <w:r>
+              <w:rPr>
+                <w:rFonts w:ascii="Browallia New" w:eastAsia="Browallia New" w:hAnsi="Browallia New" w:cs="Browallia New"/>
+                <w:b/>
+                <w:sz w:val="28"/>
+              </w:rPr>
+              <w:t>ข. ความสัมพันธ์</w:t>
             </w:r>
             <w:r>
               <w:rPr>
@@ -2359,7 +2453,15 @@
                 <w:b/>
                 <w:sz w:val="28"/>
               </w:rPr>
-              <w:t>2ก. วัตถุประสงค์ของตำแหน่งงาน</w:t>
+              <w:t>2</w:t>
+            </w:r>
+            <w:r>
+              <w:rPr>
+                <w:rFonts w:ascii="Browallia New" w:eastAsia="Browallia New" w:hAnsi="Browallia New" w:cs="Browallia New"/>
+                <w:b/>
+                <w:sz w:val="28"/>
+              </w:rPr>
+              <w:t>ก. วัตถุประสงค์ของตำแหน่งงาน</w:t>
             </w:r>
           </w:p>
           <w:p>
@@ -2502,7 +2604,15 @@
                 <w:sz w:val="28"/>
               </w:rPr>
               <w:lastRenderedPageBreak/>
-              <w:t>2ข. ตัวชี้วัดความสำเร็จหลักของตำแหน่ง (Key Success Indicators)</w:t>
+              <w:t>2</w:t>
+            </w:r>
+            <w:r>
+              <w:rPr>
+                <w:rFonts w:ascii="Browallia New" w:eastAsia="Browallia New" w:hAnsi="Browallia New" w:cs="Browallia New"/>
+                <w:b/>
+                <w:sz w:val="28"/>
+              </w:rPr>
+              <w:t>ข. ตัวชี้วัดความสำเร็จหลักของตำแหน่ง (Key Success Indicators)</w:t>
             </w:r>
           </w:p>
           <w:p>
@@ -2725,7 +2835,15 @@
                 <w:b/>
                 <w:sz w:val="28"/>
               </w:rPr>
-              <w:t>3ก. ขอบเขตงาน</w:t>
+              <w:t>3</w:t>
+            </w:r>
+            <w:r>
+              <w:rPr>
+                <w:rFonts w:ascii="Browallia New" w:eastAsia="Browallia New" w:hAnsi="Browallia New" w:cs="Browallia New"/>
+                <w:b/>
+                <w:sz w:val="28"/>
+              </w:rPr>
+              <w:t>ก. ขอบเขตงาน</w:t>
             </w:r>
           </w:p>
           <w:p>
@@ -3261,7 +3379,15 @@
                 <w:b/>
                 <w:sz w:val="28"/>
               </w:rPr>
-              <w:t>3ข. ความท้าทายของงาน</w:t>
+              <w:t>3</w:t>
+            </w:r>
+            <w:r>
+              <w:rPr>
+                <w:rFonts w:ascii="Browallia New" w:eastAsia="Browallia New" w:hAnsi="Browallia New" w:cs="Browallia New"/>
+                <w:b/>
+                <w:sz w:val="28"/>
+              </w:rPr>
+              <w:t>ข. ความท้าทายของงาน</w:t>
             </w:r>
           </w:p>
           <w:p>
@@ -3429,7 +3555,15 @@
           <w:sz w:val="32"/>
         </w:rPr>
         <w:lastRenderedPageBreak/>
-        <w:t>4. ความรู้ ทักษะ และคุณสมบัติที่จำเป็น</w:t>
+        <w:t xml:space="preserve">4. </w:t>
+      </w:r>
+      <w:r>
+        <w:rPr>
+          <w:rFonts w:ascii="Browallia New" w:eastAsia="Browallia New" w:hAnsi="Browallia New" w:cs="Browallia New"/>
+          <w:b/>
+          <w:sz w:val="32"/>
+        </w:rPr>
+        <w:t>ความรู้ ทักษะ และคุณสมบัติที่จำเป็น</w:t>
       </w:r>
     </w:p>
     <w:p>
@@ -3473,7 +3607,15 @@
                 <w:b/>
                 <w:sz w:val="28"/>
               </w:rPr>
-              <w:t>4ก. การศึกษา / คุณสมบัติทางวิชาชีพ</w:t>
+              <w:t>4</w:t>
+            </w:r>
+            <w:r>
+              <w:rPr>
+                <w:rFonts w:ascii="Browallia New" w:eastAsia="Browallia New" w:hAnsi="Browallia New" w:cs="Browallia New"/>
+                <w:b/>
+                <w:sz w:val="28"/>
+              </w:rPr>
+              <w:t>ก. การศึกษา / คุณสมบัติทางวิชาชีพ</w:t>
             </w:r>
           </w:p>
           <w:p>
@@ -3840,7 +3982,15 @@
                 <w:b/>
                 <w:sz w:val="28"/>
               </w:rPr>
-              <w:t>4ข. ประสบการณ์ทำงานที่จำเป็น</w:t>
+              <w:t>4</w:t>
+            </w:r>
+            <w:r>
+              <w:rPr>
+                <w:rFonts w:ascii="Browallia New" w:eastAsia="Browallia New" w:hAnsi="Browallia New" w:cs="Browallia New"/>
+                <w:b/>
+                <w:sz w:val="28"/>
+              </w:rPr>
+              <w:t>ข. ประสบการณ์ทำงานที่จำเป็น</w:t>
             </w:r>
           </w:p>
           <w:p>
@@ -4078,7 +4228,14 @@
                 <w:rFonts w:ascii="Browallia New" w:eastAsia="Browallia New" w:hAnsi="Browallia New" w:cs="Browallia New"/>
                 <w:sz w:val="28"/>
               </w:rPr>
-              <w:t xml:space="preserve"> โครงการ</w:t>
+              <w:t xml:space="preserve"> </w:t>
+            </w:r>
+            <w:r>
+              <w:rPr>
+                <w:rFonts w:ascii="Browallia New" w:eastAsia="Browallia New" w:hAnsi="Browallia New" w:cs="Browallia New"/>
+                <w:sz w:val="28"/>
+              </w:rPr>
+              <w:t>โครงการ</w:t>
             </w:r>
           </w:p>
         </w:tc>
@@ -4684,7 +4841,15 @@
                 <w:b/>
                 <w:sz w:val="28"/>
               </w:rPr>
-              <w:t>4ค. สมรรถนะ</w:t>
+              <w:t>4</w:t>
+            </w:r>
+            <w:r>
+              <w:rPr>
+                <w:rFonts w:ascii="Browallia New" w:eastAsia="Browallia New" w:hAnsi="Browallia New" w:cs="Browallia New"/>
+                <w:b/>
+                <w:sz w:val="28"/>
+              </w:rPr>
+              <w:t>ค. สมรรถนะ</w:t>
             </w:r>
           </w:p>
           <w:p>
@@ -4710,7 +4875,15 @@
           <w:b/>
           <w:sz w:val="26"/>
         </w:rPr>
-        <w:t>4ค</w:t>
+        <w:t>4</w:t>
+      </w:r>
+      <w:r>
+        <w:rPr>
+          <w:rFonts w:ascii="Browallia New" w:eastAsia="Browallia New" w:hAnsi="Browallia New" w:cs="Browallia New"/>
+          <w:b/>
+          <w:sz w:val="26"/>
+        </w:rPr>
+        <w:t>ค</w:t>
       </w:r>
       <w:r>
         <w:rPr>
@@ -4728,7 +4901,15 @@
           <w:b/>
           <w:sz w:val="26"/>
         </w:rPr>
-        <w:t>(i) สมรรถนะด้านการเป็นผู้นำ (Leadership Competencies)</w:t>
+        <w:t xml:space="preserve">(i) </w:t>
+      </w:r>
+      <w:r>
+        <w:rPr>
+          <w:rFonts w:ascii="Browallia New" w:eastAsia="Browallia New" w:hAnsi="Browallia New" w:cs="Browallia New"/>
+          <w:b/>
+          <w:sz w:val="26"/>
+        </w:rPr>
+        <w:t>สมรรถนะด้านการเป็นผู้นำ (Leadership Competencies)</w:t>
       </w:r>
     </w:p>
     <w:tbl>
@@ -4925,6 +5106,7 @@
                   <w14:uncheckedState w14:val="2610" w14:font="MS Gothic"/>
                 </w14:checkbox>
               </w:sdtPr>
+              <w:sdtEndPr/>
               <w:sdtContent>
                 <w:r>
                   <w:rPr>
@@ -4955,6 +5137,7 @@
                   <w14:uncheckedState w14:val="2610" w14:font="MS Gothic"/>
                 </w14:checkbox>
               </w:sdtPr>
+              <w:sdtEndPr/>
               <w:sdtContent>
                 <w:r>
                   <w:rPr>
@@ -4985,6 +5168,7 @@
                   <w14:uncheckedState w14:val="2610" w14:font="MS Gothic"/>
                 </w14:checkbox>
               </w:sdtPr>
+              <w:sdtEndPr/>
               <w:sdtContent>
                 <w:r>
                   <w:rPr>
@@ -5010,11 +5194,42 @@
               <w:sdtPr>
                 <w:id w:val="100004"/>
                 <w14:checkbox>
+                  <w14:checked w14:val="1"/>
+                  <w14:checkedState w14:val="2612" w14:font="MS Gothic"/>
+                  <w14:uncheckedState w14:val="2610" w14:font="MS Gothic"/>
+                </w14:checkbox>
+              </w:sdtPr>
+              <w:sdtEndPr/>
+              <w:sdtContent>
+                <w:r>
+                  <w:rPr>
+                    <w:rFonts w:ascii="MS Gothic" w:eastAsia="MS Gothic" w:hAnsi="MS Gothic" w:hint="eastAsia"/>
+                  </w:rPr>
+                  <w:t>☒</w:t>
+                </w:r>
+              </w:sdtContent>
+            </w:sdt>
+          </w:p>
+        </w:tc>
+        <w:tc>
+          <w:tcPr>
+            <w:tcW w:w="1011" w:type="dxa"/>
+            <w:shd w:val="clear" w:color="auto" w:fill="FFF2CC"/>
+          </w:tcPr>
+          <w:p>
+            <w:pPr>
+              <w:jc w:val="center"/>
+            </w:pPr>
+            <w:sdt>
+              <w:sdtPr>
+                <w:id w:val="100005"/>
+                <w14:checkbox>
                   <w14:checked w14:val="0"/>
                   <w14:checkedState w14:val="2612" w14:font="MS Gothic"/>
                   <w14:uncheckedState w14:val="2610" w14:font="MS Gothic"/>
                 </w14:checkbox>
               </w:sdtPr>
+              <w:sdtEndPr/>
               <w:sdtContent>
                 <w:r>
                   <w:rPr>
@@ -5027,6 +5242,48 @@
             </w:sdt>
           </w:p>
         </w:tc>
+      </w:tr>
+      <w:tr>
+        <w:trPr>
+          <w:jc w:val="center"/>
+        </w:trPr>
+        <w:tc>
+          <w:tcPr>
+            <w:tcW w:w="4136" w:type="dxa"/>
+          </w:tcPr>
+          <w:p>
+            <w:pPr>
+              <w:rPr>
+                <w:rFonts w:ascii="Browallia New" w:eastAsia="Browallia New" w:hAnsi="Browallia New" w:cs="Browallia New"/>
+                <w:szCs w:val="22"/>
+                <w:lang w:bidi="th-TH"/>
+              </w:rPr>
+            </w:pPr>
+            <w:r>
+              <w:rPr>
+                <w:rFonts w:ascii="Browallia New" w:eastAsia="Browallia New" w:hAnsi="Browallia New" w:cs="Browallia New"/>
+                <w:szCs w:val="22"/>
+              </w:rPr>
+              <w:t xml:space="preserve">การทำงานร่วมกัน </w:t>
+            </w:r>
+          </w:p>
+          <w:p>
+            <w:pPr>
+              <w:rPr>
+                <w:rFonts w:ascii="Browallia New" w:eastAsia="Browallia New" w:hAnsi="Browallia New" w:cs="Browallia New"/>
+                <w:szCs w:val="22"/>
+                <w:lang w:bidi="th-TH"/>
+              </w:rPr>
+            </w:pPr>
+            <w:r>
+              <w:rPr>
+                <w:rFonts w:ascii="Browallia New" w:eastAsia="Browallia New" w:hAnsi="Browallia New" w:cs="Browallia New"/>
+                <w:szCs w:val="22"/>
+              </w:rPr>
+              <w:t>Collaboration</w:t>
+            </w:r>
+          </w:p>
+        </w:tc>
         <w:tc>
           <w:tcPr>
             <w:tcW w:w="1011" w:type="dxa"/>
@@ -5038,13 +5295,14 @@
             </w:pPr>
             <w:sdt>
               <w:sdtPr>
-                <w:id w:val="100005"/>
+                <w:id w:val="100006"/>
                 <w14:checkbox>
                   <w14:checked w14:val="0"/>
                   <w14:checkedState w14:val="2612" w14:font="MS Gothic"/>
                   <w14:uncheckedState w14:val="2610" w14:font="MS Gothic"/>
                 </w14:checkbox>
               </w:sdtPr>
+              <w:sdtEndPr/>
               <w:sdtContent>
                 <w:r>
                   <w:rPr>
@@ -5057,48 +5315,6 @@
             </w:sdt>
           </w:p>
         </w:tc>
-      </w:tr>
-      <w:tr>
-        <w:trPr>
-          <w:jc w:val="center"/>
-        </w:trPr>
-        <w:tc>
-          <w:tcPr>
-            <w:tcW w:w="4136" w:type="dxa"/>
-          </w:tcPr>
-          <w:p>
-            <w:pPr>
-              <w:rPr>
-                <w:rFonts w:ascii="Browallia New" w:eastAsia="Browallia New" w:hAnsi="Browallia New" w:cs="Browallia New"/>
-                <w:szCs w:val="22"/>
-                <w:lang w:bidi="th-TH"/>
-              </w:rPr>
-            </w:pPr>
-            <w:r>
-              <w:rPr>
-                <w:rFonts w:ascii="Browallia New" w:eastAsia="Browallia New" w:hAnsi="Browallia New" w:cs="Browallia New"/>
-                <w:szCs w:val="22"/>
-              </w:rPr>
-              <w:t xml:space="preserve">การทำงานร่วมกัน </w:t>
-            </w:r>
-          </w:p>
-          <w:p>
-            <w:pPr>
-              <w:rPr>
-                <w:rFonts w:ascii="Browallia New" w:eastAsia="Browallia New" w:hAnsi="Browallia New" w:cs="Browallia New"/>
-                <w:szCs w:val="22"/>
-                <w:lang w:bidi="th-TH"/>
-              </w:rPr>
-            </w:pPr>
-            <w:r>
-              <w:rPr>
-                <w:rFonts w:ascii="Browallia New" w:eastAsia="Browallia New" w:hAnsi="Browallia New" w:cs="Browallia New"/>
-                <w:szCs w:val="22"/>
-              </w:rPr>
-              <w:t>Collaboration</w:t>
-            </w:r>
-          </w:p>
-        </w:tc>
         <w:tc>
           <w:tcPr>
             <w:tcW w:w="1011" w:type="dxa"/>
@@ -5110,13 +5326,14 @@
             </w:pPr>
             <w:sdt>
               <w:sdtPr>
-                <w:id w:val="100006"/>
+                <w:id w:val="100007"/>
                 <w14:checkbox>
                   <w14:checked w14:val="0"/>
                   <w14:checkedState w14:val="2612" w14:font="MS Gothic"/>
                   <w14:uncheckedState w14:val="2610" w14:font="MS Gothic"/>
                 </w14:checkbox>
               </w:sdtPr>
+              <w:sdtEndPr/>
               <w:sdtContent>
                 <w:r>
                   <w:rPr>
@@ -5140,13 +5357,14 @@
             </w:pPr>
             <w:sdt>
               <w:sdtPr>
-                <w:id w:val="100007"/>
+                <w:id w:val="100008"/>
                 <w14:checkbox>
                   <w14:checked w14:val="0"/>
                   <w14:checkedState w14:val="2612" w14:font="MS Gothic"/>
                   <w14:uncheckedState w14:val="2610" w14:font="MS Gothic"/>
                 </w14:checkbox>
               </w:sdtPr>
+              <w:sdtEndPr/>
               <w:sdtContent>
                 <w:r>
                   <w:rPr>
@@ -5170,13 +5388,44 @@
             </w:pPr>
             <w:sdt>
               <w:sdtPr>
-                <w:id w:val="100008"/>
+                <w:id w:val="100009"/>
+                <w14:checkbox>
+                  <w14:checked w14:val="1"/>
+                  <w14:checkedState w14:val="2612" w14:font="MS Gothic"/>
+                  <w14:uncheckedState w14:val="2610" w14:font="MS Gothic"/>
+                </w14:checkbox>
+              </w:sdtPr>
+              <w:sdtEndPr/>
+              <w:sdtContent>
+                <w:r>
+                  <w:rPr>
+                    <w:rFonts w:ascii="MS Gothic" w:eastAsia="MS Gothic" w:hAnsi="MS Gothic" w:hint="eastAsia"/>
+                  </w:rPr>
+                  <w:t>☒</w:t>
+                </w:r>
+              </w:sdtContent>
+            </w:sdt>
+          </w:p>
+        </w:tc>
+        <w:tc>
+          <w:tcPr>
+            <w:tcW w:w="1011" w:type="dxa"/>
+            <w:shd w:val="clear" w:color="auto" w:fill="FFF2CC"/>
+          </w:tcPr>
+          <w:p>
+            <w:pPr>
+              <w:jc w:val="center"/>
+            </w:pPr>
+            <w:sdt>
+              <w:sdtPr>
+                <w:id w:val="100010"/>
                 <w14:checkbox>
                   <w14:checked w14:val="0"/>
                   <w14:checkedState w14:val="2612" w14:font="MS Gothic"/>
                   <w14:uncheckedState w14:val="2610" w14:font="MS Gothic"/>
                 </w14:checkbox>
               </w:sdtPr>
+              <w:sdtEndPr/>
               <w:sdtContent>
                 <w:r>
                   <w:rPr>
@@ -5189,6 +5438,48 @@
             </w:sdt>
           </w:p>
         </w:tc>
+      </w:tr>
+      <w:tr>
+        <w:trPr>
+          <w:jc w:val="center"/>
+        </w:trPr>
+        <w:tc>
+          <w:tcPr>
+            <w:tcW w:w="4136" w:type="dxa"/>
+          </w:tcPr>
+          <w:p>
+            <w:pPr>
+              <w:rPr>
+                <w:rFonts w:ascii="Browallia New" w:eastAsia="Browallia New" w:hAnsi="Browallia New" w:cs="Browallia New"/>
+                <w:szCs w:val="22"/>
+                <w:lang w:bidi="th-TH"/>
+              </w:rPr>
+            </w:pPr>
+            <w:r>
+              <w:rPr>
+                <w:rFonts w:ascii="Browallia New" w:eastAsia="Browallia New" w:hAnsi="Browallia New" w:cs="Browallia New"/>
+                <w:szCs w:val="22"/>
+              </w:rPr>
+              <w:t xml:space="preserve">มุ่งเน้นลูกค้า </w:t>
+            </w:r>
+          </w:p>
+          <w:p>
+            <w:pPr>
+              <w:rPr>
+                <w:rFonts w:ascii="Browallia New" w:eastAsia="Browallia New" w:hAnsi="Browallia New" w:cs="Browallia New"/>
+                <w:szCs w:val="22"/>
+                <w:lang w:bidi="th-TH"/>
+              </w:rPr>
+            </w:pPr>
+            <w:r>
+              <w:rPr>
+                <w:rFonts w:ascii="Browallia New" w:eastAsia="Browallia New" w:hAnsi="Browallia New" w:cs="Browallia New"/>
+                <w:szCs w:val="22"/>
+              </w:rPr>
+              <w:t>Customer Focus</w:t>
+            </w:r>
+          </w:p>
+        </w:tc>
         <w:tc>
           <w:tcPr>
             <w:tcW w:w="1011" w:type="dxa"/>
@@ -5200,13 +5491,14 @@
             </w:pPr>
             <w:sdt>
               <w:sdtPr>
-                <w:id w:val="100009"/>
+                <w:id w:val="100011"/>
                 <w14:checkbox>
                   <w14:checked w14:val="0"/>
                   <w14:checkedState w14:val="2612" w14:font="MS Gothic"/>
                   <w14:uncheckedState w14:val="2610" w14:font="MS Gothic"/>
                 </w14:checkbox>
               </w:sdtPr>
+              <w:sdtEndPr/>
               <w:sdtContent>
                 <w:r>
                   <w:rPr>
@@ -5230,13 +5522,14 @@
             </w:pPr>
             <w:sdt>
               <w:sdtPr>
-                <w:id w:val="100010"/>
+                <w:id w:val="100012"/>
                 <w14:checkbox>
                   <w14:checked w14:val="0"/>
                   <w14:checkedState w14:val="2612" w14:font="MS Gothic"/>
                   <w14:uncheckedState w14:val="2610" w14:font="MS Gothic"/>
                 </w14:checkbox>
               </w:sdtPr>
+              <w:sdtEndPr/>
               <w:sdtContent>
                 <w:r>
                   <w:rPr>
@@ -5249,48 +5542,6 @@
             </w:sdt>
           </w:p>
         </w:tc>
-      </w:tr>
-      <w:tr>
-        <w:trPr>
-          <w:jc w:val="center"/>
-        </w:trPr>
-        <w:tc>
-          <w:tcPr>
-            <w:tcW w:w="4136" w:type="dxa"/>
-          </w:tcPr>
-          <w:p>
-            <w:pPr>
-              <w:rPr>
-                <w:rFonts w:ascii="Browallia New" w:eastAsia="Browallia New" w:hAnsi="Browallia New" w:cs="Browallia New"/>
-                <w:szCs w:val="22"/>
-                <w:lang w:bidi="th-TH"/>
-              </w:rPr>
-            </w:pPr>
-            <w:r>
-              <w:rPr>
-                <w:rFonts w:ascii="Browallia New" w:eastAsia="Browallia New" w:hAnsi="Browallia New" w:cs="Browallia New"/>
-                <w:szCs w:val="22"/>
-              </w:rPr>
-              <w:t xml:space="preserve">มุ่งเน้นลูกค้า </w:t>
-            </w:r>
-          </w:p>
-          <w:p>
-            <w:pPr>
-              <w:rPr>
-                <w:rFonts w:ascii="Browallia New" w:eastAsia="Browallia New" w:hAnsi="Browallia New" w:cs="Browallia New"/>
-                <w:szCs w:val="22"/>
-                <w:lang w:bidi="th-TH"/>
-              </w:rPr>
-            </w:pPr>
-            <w:r>
-              <w:rPr>
-                <w:rFonts w:ascii="Browallia New" w:eastAsia="Browallia New" w:hAnsi="Browallia New" w:cs="Browallia New"/>
-                <w:szCs w:val="22"/>
-              </w:rPr>
-              <w:t>Customer Focus</w:t>
-            </w:r>
-          </w:p>
-        </w:tc>
         <w:tc>
           <w:tcPr>
             <w:tcW w:w="1011" w:type="dxa"/>
@@ -5302,13 +5553,14 @@
             </w:pPr>
             <w:sdt>
               <w:sdtPr>
-                <w:id w:val="100011"/>
+                <w:id w:val="100013"/>
                 <w14:checkbox>
                   <w14:checked w14:val="0"/>
                   <w14:checkedState w14:val="2612" w14:font="MS Gothic"/>
                   <w14:uncheckedState w14:val="2610" w14:font="MS Gothic"/>
                 </w14:checkbox>
               </w:sdtPr>
+              <w:sdtEndPr/>
               <w:sdtContent>
                 <w:r>
                   <w:rPr>
@@ -5332,13 +5584,44 @@
             </w:pPr>
             <w:sdt>
               <w:sdtPr>
-                <w:id w:val="100012"/>
+                <w:id w:val="100014"/>
+                <w14:checkbox>
+                  <w14:checked w14:val="1"/>
+                  <w14:checkedState w14:val="2612" w14:font="MS Gothic"/>
+                  <w14:uncheckedState w14:val="2610" w14:font="MS Gothic"/>
+                </w14:checkbox>
+              </w:sdtPr>
+              <w:sdtEndPr/>
+              <w:sdtContent>
+                <w:r>
+                  <w:rPr>
+                    <w:rFonts w:ascii="MS Gothic" w:eastAsia="MS Gothic" w:hAnsi="MS Gothic" w:hint="eastAsia"/>
+                  </w:rPr>
+                  <w:t>☒</w:t>
+                </w:r>
+              </w:sdtContent>
+            </w:sdt>
+          </w:p>
+        </w:tc>
+        <w:tc>
+          <w:tcPr>
+            <w:tcW w:w="1011" w:type="dxa"/>
+            <w:shd w:val="clear" w:color="auto" w:fill="FFF2CC"/>
+          </w:tcPr>
+          <w:p>
+            <w:pPr>
+              <w:jc w:val="center"/>
+            </w:pPr>
+            <w:sdt>
+              <w:sdtPr>
+                <w:id w:val="100015"/>
                 <w14:checkbox>
                   <w14:checked w14:val="0"/>
                   <w14:checkedState w14:val="2612" w14:font="MS Gothic"/>
                   <w14:uncheckedState w14:val="2610" w14:font="MS Gothic"/>
                 </w14:checkbox>
               </w:sdtPr>
+              <w:sdtEndPr/>
               <w:sdtContent>
                 <w:r>
                   <w:rPr>
@@ -5351,6 +5634,30 @@
             </w:sdt>
           </w:p>
         </w:tc>
+      </w:tr>
+      <w:tr>
+        <w:trPr>
+          <w:jc w:val="center"/>
+        </w:trPr>
+        <w:tc>
+          <w:tcPr>
+            <w:tcW w:w="4136" w:type="dxa"/>
+          </w:tcPr>
+          <w:p>
+            <w:pPr>
+              <w:rPr>
+                <w:szCs w:val="22"/>
+              </w:rPr>
+            </w:pPr>
+            <w:r>
+              <w:rPr>
+                <w:rFonts w:ascii="Browallia New" w:eastAsia="Browallia New" w:hAnsi="Browallia New" w:cs="Browallia New"/>
+                <w:szCs w:val="22"/>
+              </w:rPr>
+              <w:t>คิดวิเคราะห์และการแก้ไขปัญหาอย่างเป็นระบบ Analytical &amp; Problem-Solving Thinking</w:t>
+            </w:r>
+          </w:p>
+        </w:tc>
         <w:tc>
           <w:tcPr>
             <w:tcW w:w="1011" w:type="dxa"/>
@@ -5362,13 +5669,14 @@
             </w:pPr>
             <w:sdt>
               <w:sdtPr>
-                <w:id w:val="100013"/>
+                <w:id w:val="100016"/>
                 <w14:checkbox>
                   <w14:checked w14:val="0"/>
                   <w14:checkedState w14:val="2612" w14:font="MS Gothic"/>
                   <w14:uncheckedState w14:val="2610" w14:font="MS Gothic"/>
                 </w14:checkbox>
               </w:sdtPr>
+              <w:sdtEndPr/>
               <w:sdtContent>
                 <w:r>
                   <w:rPr>
@@ -5392,13 +5700,14 @@
             </w:pPr>
             <w:sdt>
               <w:sdtPr>
-                <w:id w:val="100014"/>
+                <w:id w:val="100017"/>
                 <w14:checkbox>
                   <w14:checked w14:val="0"/>
                   <w14:checkedState w14:val="2612" w14:font="MS Gothic"/>
                   <w14:uncheckedState w14:val="2610" w14:font="MS Gothic"/>
                 </w14:checkbox>
               </w:sdtPr>
+              <w:sdtEndPr/>
               <w:sdtContent>
                 <w:r>
                   <w:rPr>
@@ -5422,13 +5731,14 @@
             </w:pPr>
             <w:sdt>
               <w:sdtPr>
-                <w:id w:val="100015"/>
+                <w:id w:val="100018"/>
                 <w14:checkbox>
                   <w14:checked w14:val="0"/>
                   <w14:checkedState w14:val="2612" w14:font="MS Gothic"/>
                   <w14:uncheckedState w14:val="2610" w14:font="MS Gothic"/>
                 </w14:checkbox>
               </w:sdtPr>
+              <w:sdtEndPr/>
               <w:sdtContent>
                 <w:r>
                   <w:rPr>
@@ -5441,30 +5751,6 @@
             </w:sdt>
           </w:p>
         </w:tc>
-      </w:tr>
-      <w:tr>
-        <w:trPr>
-          <w:jc w:val="center"/>
-        </w:trPr>
-        <w:tc>
-          <w:tcPr>
-            <w:tcW w:w="4136" w:type="dxa"/>
-          </w:tcPr>
-          <w:p>
-            <w:pPr>
-              <w:rPr>
-                <w:szCs w:val="22"/>
-              </w:rPr>
-            </w:pPr>
-            <w:r>
-              <w:rPr>
-                <w:rFonts w:ascii="Browallia New" w:eastAsia="Browallia New" w:hAnsi="Browallia New" w:cs="Browallia New"/>
-                <w:szCs w:val="22"/>
-              </w:rPr>
-              <w:t>คิดวิเคราะห์และการแก้ไขปัญหาอย่างเป็นระบบ Analytical &amp; Problem-Solving Thinking</w:t>
-            </w:r>
-          </w:p>
-        </w:tc>
         <w:tc>
           <w:tcPr>
             <w:tcW w:w="1011" w:type="dxa"/>
@@ -5476,13 +5762,44 @@
             </w:pPr>
             <w:sdt>
               <w:sdtPr>
-                <w:id w:val="100016"/>
+                <w:id w:val="100019"/>
+                <w14:checkbox>
+                  <w14:checked w14:val="1"/>
+                  <w14:checkedState w14:val="2612" w14:font="MS Gothic"/>
+                  <w14:uncheckedState w14:val="2610" w14:font="MS Gothic"/>
+                </w14:checkbox>
+              </w:sdtPr>
+              <w:sdtEndPr/>
+              <w:sdtContent>
+                <w:r>
+                  <w:rPr>
+                    <w:rFonts w:ascii="MS Gothic" w:eastAsia="MS Gothic" w:hAnsi="MS Gothic" w:hint="eastAsia"/>
+                  </w:rPr>
+                  <w:t>☒</w:t>
+                </w:r>
+              </w:sdtContent>
+            </w:sdt>
+          </w:p>
+        </w:tc>
+        <w:tc>
+          <w:tcPr>
+            <w:tcW w:w="1011" w:type="dxa"/>
+            <w:shd w:val="clear" w:color="auto" w:fill="FFF2CC"/>
+          </w:tcPr>
+          <w:p>
+            <w:pPr>
+              <w:jc w:val="center"/>
+            </w:pPr>
+            <w:sdt>
+              <w:sdtPr>
+                <w:id w:val="100020"/>
                 <w14:checkbox>
                   <w14:checked w14:val="0"/>
                   <w14:checkedState w14:val="2612" w14:font="MS Gothic"/>
                   <w14:uncheckedState w14:val="2610" w14:font="MS Gothic"/>
                 </w14:checkbox>
               </w:sdtPr>
+              <w:sdtEndPr/>
               <w:sdtContent>
                 <w:r>
                   <w:rPr>
@@ -5495,6 +5812,46 @@
             </w:sdt>
           </w:p>
         </w:tc>
+      </w:tr>
+      <w:tr>
+        <w:trPr>
+          <w:jc w:val="center"/>
+        </w:trPr>
+        <w:tc>
+          <w:tcPr>
+            <w:tcW w:w="4136" w:type="dxa"/>
+          </w:tcPr>
+          <w:p>
+            <w:pPr>
+              <w:rPr>
+                <w:rFonts w:ascii="Browallia New" w:eastAsia="Browallia New" w:hAnsi="Browallia New" w:cs="Browallia New"/>
+                <w:szCs w:val="22"/>
+                <w:lang w:bidi="th-TH"/>
+              </w:rPr>
+            </w:pPr>
+            <w:r>
+              <w:rPr>
+                <w:rFonts w:ascii="Browallia New" w:eastAsia="Browallia New" w:hAnsi="Browallia New" w:cs="Browallia New"/>
+                <w:szCs w:val="22"/>
+              </w:rPr>
+              <w:t xml:space="preserve">ความฉลาดทางดิจิทัล </w:t>
+            </w:r>
+          </w:p>
+          <w:p>
+            <w:pPr>
+              <w:rPr>
+                <w:szCs w:val="22"/>
+              </w:rPr>
+            </w:pPr>
+            <w:r>
+              <w:rPr>
+                <w:rFonts w:ascii="Browallia New" w:eastAsia="Browallia New" w:hAnsi="Browallia New" w:cs="Browallia New"/>
+                <w:szCs w:val="22"/>
+              </w:rPr>
+              <w:t>Digital Intelligence Quotient (DQ)</w:t>
+            </w:r>
+          </w:p>
+        </w:tc>
         <w:tc>
           <w:tcPr>
             <w:tcW w:w="1011" w:type="dxa"/>
@@ -5506,13 +5863,14 @@
             </w:pPr>
             <w:sdt>
               <w:sdtPr>
-                <w:id w:val="100017"/>
+                <w:id w:val="100021"/>
                 <w14:checkbox>
                   <w14:checked w14:val="0"/>
                   <w14:checkedState w14:val="2612" w14:font="MS Gothic"/>
                   <w14:uncheckedState w14:val="2610" w14:font="MS Gothic"/>
                 </w14:checkbox>
               </w:sdtPr>
+              <w:sdtEndPr/>
               <w:sdtContent>
                 <w:r>
                   <w:rPr>
@@ -5536,13 +5894,14 @@
             </w:pPr>
             <w:sdt>
               <w:sdtPr>
-                <w:id w:val="100018"/>
+                <w:id w:val="100022"/>
                 <w14:checkbox>
                   <w14:checked w14:val="0"/>
                   <w14:checkedState w14:val="2612" w14:font="MS Gothic"/>
                   <w14:uncheckedState w14:val="2610" w14:font="MS Gothic"/>
                 </w14:checkbox>
               </w:sdtPr>
+              <w:sdtEndPr/>
               <w:sdtContent>
                 <w:r>
                   <w:rPr>
@@ -5566,13 +5925,14 @@
             </w:pPr>
             <w:sdt>
               <w:sdtPr>
-                <w:id w:val="100019"/>
+                <w:id w:val="100023"/>
                 <w14:checkbox>
                   <w14:checked w14:val="0"/>
                   <w14:checkedState w14:val="2612" w14:font="MS Gothic"/>
                   <w14:uncheckedState w14:val="2610" w14:font="MS Gothic"/>
                 </w14:checkbox>
               </w:sdtPr>
+              <w:sdtEndPr/>
               <w:sdtContent>
                 <w:r>
                   <w:rPr>
@@ -5596,13 +5956,44 @@
             </w:pPr>
             <w:sdt>
               <w:sdtPr>
-                <w:id w:val="100020"/>
+                <w:id w:val="100024"/>
+                <w14:checkbox>
+                  <w14:checked w14:val="1"/>
+                  <w14:checkedState w14:val="2612" w14:font="MS Gothic"/>
+                  <w14:uncheckedState w14:val="2610" w14:font="MS Gothic"/>
+                </w14:checkbox>
+              </w:sdtPr>
+              <w:sdtEndPr/>
+              <w:sdtContent>
+                <w:r>
+                  <w:rPr>
+                    <w:rFonts w:ascii="MS Gothic" w:eastAsia="MS Gothic" w:hAnsi="MS Gothic" w:hint="eastAsia"/>
+                  </w:rPr>
+                  <w:t>☒</w:t>
+                </w:r>
+              </w:sdtContent>
+            </w:sdt>
+          </w:p>
+        </w:tc>
+        <w:tc>
+          <w:tcPr>
+            <w:tcW w:w="1011" w:type="dxa"/>
+            <w:shd w:val="clear" w:color="auto" w:fill="FFF2CC"/>
+          </w:tcPr>
+          <w:p>
+            <w:pPr>
+              <w:jc w:val="center"/>
+            </w:pPr>
+            <w:sdt>
+              <w:sdtPr>
+                <w:id w:val="100025"/>
                 <w14:checkbox>
                   <w14:checked w14:val="0"/>
                   <w14:checkedState w14:val="2612" w14:font="MS Gothic"/>
                   <w14:uncheckedState w14:val="2610" w14:font="MS Gothic"/>
                 </w14:checkbox>
               </w:sdtPr>
+              <w:sdtEndPr/>
               <w:sdtContent>
                 <w:r>
                   <w:rPr>
@@ -5637,13 +6028,15 @@
                 <w:rFonts w:ascii="Browallia New" w:eastAsia="Browallia New" w:hAnsi="Browallia New" w:cs="Browallia New"/>
                 <w:szCs w:val="22"/>
               </w:rPr>
-              <w:t xml:space="preserve">ความฉลาดทางดิจิทัล </w:t>
-            </w:r>
-          </w:p>
-          <w:p>
-            <w:pPr>
-              <w:rPr>
+              <w:t xml:space="preserve">การปรับตัว </w:t>
+            </w:r>
+          </w:p>
+          <w:p>
+            <w:pPr>
+              <w:rPr>
+                <w:rFonts w:ascii="Browallia New" w:eastAsia="Browallia New" w:hAnsi="Browallia New" w:cs="Browallia New"/>
                 <w:szCs w:val="22"/>
+                <w:lang w:bidi="th-TH"/>
               </w:rPr>
             </w:pPr>
             <w:r>
@@ -5651,7 +6044,7 @@
                 <w:rFonts w:ascii="Browallia New" w:eastAsia="Browallia New" w:hAnsi="Browallia New" w:cs="Browallia New"/>
                 <w:szCs w:val="22"/>
               </w:rPr>
-              <w:t>Digital Intelligence Quotient (DQ)</w:t>
+              <w:t>Adaptability</w:t>
             </w:r>
           </w:p>
         </w:tc>
@@ -5666,13 +6059,14 @@
             </w:pPr>
             <w:sdt>
               <w:sdtPr>
-                <w:id w:val="100021"/>
+                <w:id w:val="100026"/>
                 <w14:checkbox>
                   <w14:checked w14:val="0"/>
                   <w14:checkedState w14:val="2612" w14:font="MS Gothic"/>
                   <w14:uncheckedState w14:val="2610" w14:font="MS Gothic"/>
                 </w14:checkbox>
               </w:sdtPr>
+              <w:sdtEndPr/>
               <w:sdtContent>
                 <w:r>
                   <w:rPr>
@@ -5696,13 +6090,14 @@
             </w:pPr>
             <w:sdt>
               <w:sdtPr>
-                <w:id w:val="100022"/>
+                <w:id w:val="100027"/>
                 <w14:checkbox>
                   <w14:checked w14:val="0"/>
                   <w14:checkedState w14:val="2612" w14:font="MS Gothic"/>
                   <w14:uncheckedState w14:val="2610" w14:font="MS Gothic"/>
                 </w14:checkbox>
               </w:sdtPr>
+              <w:sdtEndPr/>
               <w:sdtContent>
                 <w:r>
                   <w:rPr>
@@ -5726,13 +6121,14 @@
             </w:pPr>
             <w:sdt>
               <w:sdtPr>
-                <w:id w:val="100023"/>
+                <w:id w:val="100028"/>
                 <w14:checkbox>
                   <w14:checked w14:val="0"/>
                   <w14:checkedState w14:val="2612" w14:font="MS Gothic"/>
                   <w14:uncheckedState w14:val="2610" w14:font="MS Gothic"/>
                 </w14:checkbox>
               </w:sdtPr>
+              <w:sdtEndPr/>
               <w:sdtContent>
                 <w:r>
                   <w:rPr>
@@ -5756,13 +6152,114 @@
             </w:pPr>
             <w:sdt>
               <w:sdtPr>
-                <w:id w:val="100024"/>
+                <w:id w:val="100029"/>
+                <w14:checkbox>
+                  <w14:checked w14:val="1"/>
+                  <w14:checkedState w14:val="2612" w14:font="MS Gothic"/>
+                  <w14:uncheckedState w14:val="2610" w14:font="MS Gothic"/>
+                </w14:checkbox>
+              </w:sdtPr>
+              <w:sdtEndPr/>
+              <w:sdtContent>
+                <w:r>
+                  <w:rPr>
+                    <w:rFonts w:ascii="MS Gothic" w:eastAsia="MS Gothic" w:hAnsi="MS Gothic" w:hint="eastAsia"/>
+                  </w:rPr>
+                  <w:t>☒</w:t>
+                </w:r>
+              </w:sdtContent>
+            </w:sdt>
+          </w:p>
+        </w:tc>
+        <w:tc>
+          <w:tcPr>
+            <w:tcW w:w="1011" w:type="dxa"/>
+            <w:shd w:val="clear" w:color="auto" w:fill="FFF2CC"/>
+          </w:tcPr>
+          <w:p>
+            <w:pPr>
+              <w:jc w:val="center"/>
+            </w:pPr>
+            <w:sdt>
+              <w:sdtPr>
+                <w:id w:val="100030"/>
                 <w14:checkbox>
                   <w14:checked w14:val="0"/>
                   <w14:checkedState w14:val="2612" w14:font="MS Gothic"/>
                   <w14:uncheckedState w14:val="2610" w14:font="MS Gothic"/>
                 </w14:checkbox>
               </w:sdtPr>
+              <w:sdtEndPr/>
+              <w:sdtContent>
+                <w:r>
+                  <w:rPr>
+                    <w:rFonts w:ascii="MS Gothic" w:eastAsia="MS Gothic" w:hAnsi="MS Gothic" w:hint="eastAsia"/>
+                  </w:rPr>
+                  <w:t>☐</w:t>
+                </w:r>
+              </w:sdtContent>
+            </w:sdt>
+          </w:p>
+        </w:tc>
+      </w:tr>
+      <w:tr>
+        <w:trPr>
+          <w:jc w:val="center"/>
+        </w:trPr>
+        <w:tc>
+          <w:tcPr>
+            <w:tcW w:w="4136" w:type="dxa"/>
+          </w:tcPr>
+          <w:p>
+            <w:pPr>
+              <w:rPr>
+                <w:rFonts w:ascii="Browallia New" w:eastAsia="Browallia New" w:hAnsi="Browallia New" w:cs="Browallia New"/>
+                <w:szCs w:val="22"/>
+                <w:lang w:bidi="th-TH"/>
+              </w:rPr>
+            </w:pPr>
+            <w:r>
+              <w:rPr>
+                <w:rFonts w:ascii="Browallia New" w:eastAsia="Browallia New" w:hAnsi="Browallia New" w:cs="Browallia New"/>
+                <w:szCs w:val="22"/>
+              </w:rPr>
+              <w:t xml:space="preserve">ความริเริ่มสร้างสรรค์ </w:t>
+            </w:r>
+          </w:p>
+          <w:p>
+            <w:pPr>
+              <w:rPr>
+                <w:szCs w:val="22"/>
+              </w:rPr>
+            </w:pPr>
+            <w:r>
+              <w:rPr>
+                <w:rFonts w:ascii="Browallia New" w:eastAsia="Browallia New" w:hAnsi="Browallia New" w:cs="Browallia New"/>
+                <w:szCs w:val="22"/>
+              </w:rPr>
+              <w:t>Initiative</w:t>
+            </w:r>
+          </w:p>
+        </w:tc>
+        <w:tc>
+          <w:tcPr>
+            <w:tcW w:w="1011" w:type="dxa"/>
+            <w:shd w:val="clear" w:color="auto" w:fill="FFF2CC"/>
+          </w:tcPr>
+          <w:p>
+            <w:pPr>
+              <w:jc w:val="center"/>
+            </w:pPr>
+            <w:sdt>
+              <w:sdtPr>
+                <w:id w:val="100031"/>
+                <w14:checkbox>
+                  <w14:checked w14:val="0"/>
+                  <w14:checkedState w14:val="2612" w14:font="MS Gothic"/>
+                  <w14:uncheckedState w14:val="2610" w14:font="MS Gothic"/>
+                </w14:checkbox>
+              </w:sdtPr>
+              <w:sdtEndPr/>
               <w:sdtContent>
                 <w:r>
                   <w:rPr>
@@ -5786,13 +6283,14 @@
             </w:pPr>
             <w:sdt>
               <w:sdtPr>
-                <w:id w:val="100025"/>
+                <w:id w:val="100032"/>
                 <w14:checkbox>
                   <w14:checked w14:val="0"/>
                   <w14:checkedState w14:val="2612" w14:font="MS Gothic"/>
                   <w14:uncheckedState w14:val="2610" w14:font="MS Gothic"/>
                 </w14:checkbox>
               </w:sdtPr>
+              <w:sdtEndPr/>
               <w:sdtContent>
                 <w:r>
                   <w:rPr>
@@ -5805,48 +6303,6 @@
             </w:sdt>
           </w:p>
         </w:tc>
-      </w:tr>
-      <w:tr>
-        <w:trPr>
-          <w:jc w:val="center"/>
-        </w:trPr>
-        <w:tc>
-          <w:tcPr>
-            <w:tcW w:w="4136" w:type="dxa"/>
-          </w:tcPr>
-          <w:p>
-            <w:pPr>
-              <w:rPr>
-                <w:rFonts w:ascii="Browallia New" w:eastAsia="Browallia New" w:hAnsi="Browallia New" w:cs="Browallia New"/>
-                <w:szCs w:val="22"/>
-                <w:lang w:bidi="th-TH"/>
-              </w:rPr>
-            </w:pPr>
-            <w:r>
-              <w:rPr>
-                <w:rFonts w:ascii="Browallia New" w:eastAsia="Browallia New" w:hAnsi="Browallia New" w:cs="Browallia New"/>
-                <w:szCs w:val="22"/>
-              </w:rPr>
-              <w:t xml:space="preserve">การปรับตัว </w:t>
-            </w:r>
-          </w:p>
-          <w:p>
-            <w:pPr>
-              <w:rPr>
-                <w:rFonts w:ascii="Browallia New" w:eastAsia="Browallia New" w:hAnsi="Browallia New" w:cs="Browallia New"/>
-                <w:szCs w:val="22"/>
-                <w:lang w:bidi="th-TH"/>
-              </w:rPr>
-            </w:pPr>
-            <w:r>
-              <w:rPr>
-                <w:rFonts w:ascii="Browallia New" w:eastAsia="Browallia New" w:hAnsi="Browallia New" w:cs="Browallia New"/>
-                <w:szCs w:val="22"/>
-              </w:rPr>
-              <w:t>Adaptability</w:t>
-            </w:r>
-          </w:p>
-        </w:tc>
         <w:tc>
           <w:tcPr>
             <w:tcW w:w="1011" w:type="dxa"/>
@@ -5858,13 +6314,14 @@
             </w:pPr>
             <w:sdt>
               <w:sdtPr>
-                <w:id w:val="100026"/>
+                <w:id w:val="100033"/>
                 <w14:checkbox>
                   <w14:checked w14:val="0"/>
                   <w14:checkedState w14:val="2612" w14:font="MS Gothic"/>
                   <w14:uncheckedState w14:val="2610" w14:font="MS Gothic"/>
                 </w14:checkbox>
               </w:sdtPr>
+              <w:sdtEndPr/>
               <w:sdtContent>
                 <w:r>
                   <w:rPr>
@@ -5888,103 +6345,44 @@
             </w:pPr>
             <w:sdt>
               <w:sdtPr>
-                <w:id w:val="100027"/>
+                <w:id w:val="100034"/>
+                <w14:checkbox>
+                  <w14:checked w14:val="1"/>
+                  <w14:checkedState w14:val="2612" w14:font="MS Gothic"/>
+                  <w14:uncheckedState w14:val="2610" w14:font="MS Gothic"/>
+                </w14:checkbox>
+              </w:sdtPr>
+              <w:sdtEndPr/>
+              <w:sdtContent>
+                <w:r>
+                  <w:rPr>
+                    <w:rFonts w:ascii="MS Gothic" w:eastAsia="MS Gothic" w:hAnsi="MS Gothic" w:hint="eastAsia"/>
+                  </w:rPr>
+                  <w:t>☒</w:t>
+                </w:r>
+              </w:sdtContent>
+            </w:sdt>
+          </w:p>
+        </w:tc>
+        <w:tc>
+          <w:tcPr>
+            <w:tcW w:w="1011" w:type="dxa"/>
+            <w:shd w:val="clear" w:color="auto" w:fill="FFF2CC"/>
+          </w:tcPr>
+          <w:p>
+            <w:pPr>
+              <w:jc w:val="center"/>
+            </w:pPr>
+            <w:sdt>
+              <w:sdtPr>
+                <w:id w:val="100035"/>
                 <w14:checkbox>
                   <w14:checked w14:val="0"/>
                   <w14:checkedState w14:val="2612" w14:font="MS Gothic"/>
                   <w14:uncheckedState w14:val="2610" w14:font="MS Gothic"/>
                 </w14:checkbox>
               </w:sdtPr>
-              <w:sdtContent>
-                <w:r>
-                  <w:rPr>
-                    <w:rFonts w:ascii="MS Gothic" w:eastAsia="MS Gothic" w:hAnsi="MS Gothic" w:hint="eastAsia"/>
-                    <w:sz w:val="28"/>
-                  </w:rPr>
-                  <w:t>☐</w:t>
-                </w:r>
-              </w:sdtContent>
-            </w:sdt>
-          </w:p>
-        </w:tc>
-        <w:tc>
-          <w:tcPr>
-            <w:tcW w:w="1011" w:type="dxa"/>
-            <w:shd w:val="clear" w:color="auto" w:fill="FFF2CC"/>
-          </w:tcPr>
-          <w:p>
-            <w:pPr>
-              <w:jc w:val="center"/>
-            </w:pPr>
-            <w:sdt>
-              <w:sdtPr>
-                <w:id w:val="100028"/>
-                <w14:checkbox>
-                  <w14:checked w14:val="0"/>
-                  <w14:checkedState w14:val="2612" w14:font="MS Gothic"/>
-                  <w14:uncheckedState w14:val="2610" w14:font="MS Gothic"/>
-                </w14:checkbox>
-              </w:sdtPr>
-              <w:sdtContent>
-                <w:r>
-                  <w:rPr>
-                    <w:rFonts w:ascii="MS Gothic" w:eastAsia="MS Gothic" w:hAnsi="MS Gothic" w:hint="eastAsia"/>
-                    <w:sz w:val="28"/>
-                  </w:rPr>
-                  <w:t>☐</w:t>
-                </w:r>
-              </w:sdtContent>
-            </w:sdt>
-          </w:p>
-        </w:tc>
-        <w:tc>
-          <w:tcPr>
-            <w:tcW w:w="1011" w:type="dxa"/>
-            <w:shd w:val="clear" w:color="auto" w:fill="FFF2CC"/>
-          </w:tcPr>
-          <w:p>
-            <w:pPr>
-              <w:jc w:val="center"/>
-            </w:pPr>
-            <w:sdt>
-              <w:sdtPr>
-                <w:id w:val="100029"/>
-                <w14:checkbox>
-                  <w14:checked w14:val="0"/>
-                  <w14:checkedState w14:val="2612" w14:font="MS Gothic"/>
-                  <w14:uncheckedState w14:val="2610" w14:font="MS Gothic"/>
-                </w14:checkbox>
-              </w:sdtPr>
-              <w:sdtContent>
-                <w:r>
-                  <w:rPr>
-                    <w:rFonts w:ascii="MS Gothic" w:eastAsia="MS Gothic" w:hAnsi="MS Gothic" w:hint="eastAsia"/>
-                    <w:sz w:val="28"/>
-                  </w:rPr>
-                  <w:t>☐</w:t>
-                </w:r>
-              </w:sdtContent>
-            </w:sdt>
-          </w:p>
-        </w:tc>
-        <w:tc>
-          <w:tcPr>
-            <w:tcW w:w="1011" w:type="dxa"/>
-            <w:shd w:val="clear" w:color="auto" w:fill="FFF2CC"/>
-          </w:tcPr>
-          <w:p>
-            <w:pPr>
-              <w:jc w:val="center"/>
-            </w:pPr>
-            <w:sdt>
-              <w:sdtPr>
-                <w:id w:val="100030"/>
-                <w14:checkbox>
-                  <w14:checked w14:val="0"/>
-                  <w14:checkedState w14:val="2612" w14:font="MS Gothic"/>
-                  <w14:uncheckedState w14:val="2610" w14:font="MS Gothic"/>
-                </w14:checkbox>
-              </w:sdtPr>
+              <w:sdtEndPr/>
               <w:sdtContent>
                 <w:r>
                   <w:rPr>
@@ -5997,195 +6395,6 @@
           </w:p>
         </w:tc>
       </w:tr>
-      <w:tr>
-        <w:trPr>
-          <w:jc w:val="center"/>
-        </w:trPr>
-        <w:tc>
-          <w:tcPr>
-            <w:tcW w:w="4136" w:type="dxa"/>
-          </w:tcPr>
-          <w:p>
-            <w:pPr>
-              <w:rPr>
-                <w:rFonts w:ascii="Browallia New" w:eastAsia="Browallia New" w:hAnsi="Browallia New" w:cs="Browallia New"/>
-                <w:szCs w:val="22"/>
-                <w:lang w:bidi="th-TH"/>
-              </w:rPr>
-            </w:pPr>
-            <w:r>
-              <w:rPr>
-                <w:rFonts w:ascii="Browallia New" w:eastAsia="Browallia New" w:hAnsi="Browallia New" w:cs="Browallia New"/>
-                <w:szCs w:val="22"/>
-              </w:rPr>
-              <w:t xml:space="preserve">ความริเริ่มสร้างสรรค์ </w:t>
-            </w:r>
-          </w:p>
-          <w:p>
-            <w:pPr>
-              <w:rPr>
-                <w:szCs w:val="22"/>
-              </w:rPr>
-            </w:pPr>
-            <w:r>
-              <w:rPr>
-                <w:rFonts w:ascii="Browallia New" w:eastAsia="Browallia New" w:hAnsi="Browallia New" w:cs="Browallia New"/>
-                <w:szCs w:val="22"/>
-              </w:rPr>
-              <w:t>Initiative</w:t>
-            </w:r>
-          </w:p>
-        </w:tc>
-        <w:tc>
-          <w:tcPr>
-            <w:tcW w:w="1011" w:type="dxa"/>
-            <w:shd w:val="clear" w:color="auto" w:fill="FFF2CC"/>
-          </w:tcPr>
-          <w:p>
-            <w:pPr>
-              <w:jc w:val="center"/>
-            </w:pPr>
-            <w:sdt>
-              <w:sdtPr>
-                <w:id w:val="100031"/>
-                <w14:checkbox>
-                  <w14:checked w14:val="0"/>
-                  <w14:checkedState w14:val="2612" w14:font="MS Gothic"/>
-                  <w14:uncheckedState w14:val="2610" w14:font="MS Gothic"/>
-                </w14:checkbox>
-              </w:sdtPr>
-              <w:sdtContent>
-                <w:r>
-                  <w:rPr>
-                    <w:rFonts w:ascii="MS Gothic" w:eastAsia="MS Gothic" w:hAnsi="MS Gothic" w:hint="eastAsia"/>
-                    <w:sz w:val="28"/>
-                  </w:rPr>
-                  <w:t>☐</w:t>
-                </w:r>
-              </w:sdtContent>
-            </w:sdt>
-          </w:p>
-        </w:tc>
-        <w:tc>
-          <w:tcPr>
-            <w:tcW w:w="1011" w:type="dxa"/>
-            <w:shd w:val="clear" w:color="auto" w:fill="FFF2CC"/>
-          </w:tcPr>
-          <w:p>
-            <w:pPr>
-              <w:jc w:val="center"/>
-            </w:pPr>
-            <w:sdt>
-              <w:sdtPr>
-                <w:id w:val="100032"/>
-                <w14:checkbox>
-                  <w14:checked w14:val="0"/>
-                  <w14:checkedState w14:val="2612" w14:font="MS Gothic"/>
-                  <w14:uncheckedState w14:val="2610" w14:font="MS Gothic"/>
-                </w14:checkbox>
-              </w:sdtPr>
-              <w:sdtContent>
-                <w:r>
-                  <w:rPr>
-                    <w:rFonts w:ascii="MS Gothic" w:eastAsia="MS Gothic" w:hAnsi="MS Gothic" w:hint="eastAsia"/>
-                    <w:sz w:val="28"/>
-                  </w:rPr>
-                  <w:t>☐</w:t>
-                </w:r>
-              </w:sdtContent>
-            </w:sdt>
-          </w:p>
-        </w:tc>
-        <w:tc>
-          <w:tcPr>
-            <w:tcW w:w="1011" w:type="dxa"/>
-            <w:shd w:val="clear" w:color="auto" w:fill="FFF2CC"/>
-          </w:tcPr>
-          <w:p>
-            <w:pPr>
-              <w:jc w:val="center"/>
-            </w:pPr>
-            <w:sdt>
-              <w:sdtPr>
-                <w:id w:val="100033"/>
-                <w14:checkbox>
-                  <w14:checked w14:val="0"/>
-                  <w14:checkedState w14:val="2612" w14:font="MS Gothic"/>
-                  <w14:uncheckedState w14:val="2610" w14:font="MS Gothic"/>
-                </w14:checkbox>
-              </w:sdtPr>
-              <w:sdtContent>
-                <w:r>
-                  <w:rPr>
-                    <w:rFonts w:ascii="MS Gothic" w:eastAsia="MS Gothic" w:hAnsi="MS Gothic" w:hint="eastAsia"/>
-                    <w:sz w:val="28"/>
-                  </w:rPr>
-                  <w:t>☐</w:t>
-                </w:r>
-              </w:sdtContent>
-            </w:sdt>
-          </w:p>
-        </w:tc>
-        <w:tc>
-          <w:tcPr>
-            <w:tcW w:w="1011" w:type="dxa"/>
-            <w:shd w:val="clear" w:color="auto" w:fill="FFF2CC"/>
-          </w:tcPr>
-          <w:p>
-            <w:pPr>
-              <w:jc w:val="center"/>
-            </w:pPr>
-            <w:sdt>
-              <w:sdtPr>
-                <w:id w:val="100034"/>
-                <w14:checkbox>
-                  <w14:checked w14:val="0"/>
-                  <w14:checkedState w14:val="2612" w14:font="MS Gothic"/>
-                  <w14:uncheckedState w14:val="2610" w14:font="MS Gothic"/>
-                </w14:checkbox>
-              </w:sdtPr>
-              <w:sdtContent>
-                <w:r>
-                  <w:rPr>
-                    <w:rFonts w:ascii="MS Gothic" w:eastAsia="MS Gothic" w:hAnsi="MS Gothic" w:hint="eastAsia"/>
-                    <w:sz w:val="28"/>
-                  </w:rPr>
-                  <w:t>☐</w:t>
-                </w:r>
-              </w:sdtContent>
-            </w:sdt>
-          </w:p>
-        </w:tc>
-        <w:tc>
-          <w:tcPr>
-            <w:tcW w:w="1011" w:type="dxa"/>
-            <w:shd w:val="clear" w:color="auto" w:fill="FFF2CC"/>
-          </w:tcPr>
-          <w:p>
-            <w:pPr>
-              <w:jc w:val="center"/>
-            </w:pPr>
-            <w:sdt>
-              <w:sdtPr>
-                <w:id w:val="100035"/>
-                <w14:checkbox>
-                  <w14:checked w14:val="0"/>
-                  <w14:checkedState w14:val="2612" w14:font="MS Gothic"/>
-                  <w14:uncheckedState w14:val="2610" w14:font="MS Gothic"/>
-                </w14:checkbox>
-              </w:sdtPr>
-              <w:sdtContent>
-                <w:r>
-                  <w:rPr>
-                    <w:rFonts w:ascii="MS Gothic" w:eastAsia="MS Gothic" w:hAnsi="MS Gothic" w:hint="eastAsia"/>
-                  </w:rPr>
-                  <w:t>☐</w:t>
-                </w:r>
-              </w:sdtContent>
-            </w:sdt>
-          </w:p>
-        </w:tc>
-      </w:tr>
     </w:tbl>
     <w:p>
       <w:pPr>
@@ -6199,7 +6408,15 @@
           <w:b/>
           <w:sz w:val="26"/>
         </w:rPr>
-        <w:t>4ค</w:t>
+        <w:t>4</w:t>
+      </w:r>
+      <w:r>
+        <w:rPr>
+          <w:rFonts w:ascii="Browallia New" w:eastAsia="Browallia New" w:hAnsi="Browallia New" w:cs="Browallia New"/>
+          <w:b/>
+          <w:sz w:val="26"/>
+        </w:rPr>
+        <w:t>ค</w:t>
       </w:r>
       <w:r>
         <w:rPr>
@@ -6217,7 +6434,15 @@
           <w:b/>
           <w:sz w:val="26"/>
         </w:rPr>
-        <w:t>(ii) ความรู้และทักษะเฉพาะสายงาน (Functional Knowledge &amp; Skills)</w:t>
+        <w:t xml:space="preserve">(ii) </w:t>
+      </w:r>
+      <w:r>
+        <w:rPr>
+          <w:rFonts w:ascii="Browallia New" w:eastAsia="Browallia New" w:hAnsi="Browallia New" w:cs="Browallia New"/>
+          <w:b/>
+          <w:sz w:val="26"/>
+        </w:rPr>
+        <w:t>ความรู้และทักษะเฉพาะสายงาน (Functional Knowledge &amp; Skills)</w:t>
       </w:r>
     </w:p>
     <w:tbl>
@@ -6384,6 +6609,7 @@
                   <w14:uncheckedState w14:val="2610" w14:font="MS Gothic"/>
                 </w14:checkbox>
               </w:sdtPr>
+              <w:sdtEndPr/>
               <w:sdtContent>
                 <w:r>
                   <w:rPr>
@@ -6414,6 +6640,7 @@
                   <w14:uncheckedState w14:val="2610" w14:font="MS Gothic"/>
                 </w14:checkbox>
               </w:sdtPr>
+              <w:sdtEndPr/>
               <w:sdtContent>
                 <w:r>
                   <w:rPr>
@@ -6444,6 +6671,7 @@
                   <w14:uncheckedState w14:val="2610" w14:font="MS Gothic"/>
                 </w14:checkbox>
               </w:sdtPr>
+              <w:sdtEndPr/>
               <w:sdtContent>
                 <w:r>
                   <w:rPr>
@@ -6474,6 +6702,7 @@
                   <w14:uncheckedState w14:val="2610" w14:font="MS Gothic"/>
                 </w14:checkbox>
               </w:sdtPr>
+              <w:sdtEndPr/>
               <w:sdtContent>
                 <w:r>
                   <w:rPr>
@@ -6504,6 +6733,7 @@
                   <w14:uncheckedState w14:val="2610" w14:font="MS Gothic"/>
                 </w14:checkbox>
               </w:sdtPr>
+              <w:sdtEndPr/>
               <w:sdtContent>
                 <w:r>
                   <w:rPr>
@@ -6546,6 +6776,7 @@
                   <w14:uncheckedState w14:val="2610" w14:font="MS Gothic"/>
                 </w14:checkbox>
               </w:sdtPr>
+              <w:sdtEndPr/>
               <w:sdtContent>
                 <w:r>
                   <w:rPr>
@@ -6576,6 +6807,7 @@
                   <w14:uncheckedState w14:val="2610" w14:font="MS Gothic"/>
                 </w14:checkbox>
               </w:sdtPr>
+              <w:sdtEndPr/>
               <w:sdtContent>
                 <w:r>
                   <w:rPr>
@@ -6606,6 +6838,7 @@
                   <w14:uncheckedState w14:val="2610" w14:font="MS Gothic"/>
                 </w14:checkbox>
               </w:sdtPr>
+              <w:sdtEndPr/>
               <w:sdtContent>
                 <w:r>
                   <w:rPr>
@@ -6636,6 +6869,7 @@
                   <w14:uncheckedState w14:val="2610" w14:font="MS Gothic"/>
                 </w14:checkbox>
               </w:sdtPr>
+              <w:sdtEndPr/>
               <w:sdtContent>
                 <w:r>
                   <w:rPr>
@@ -6666,6 +6900,7 @@
                   <w14:uncheckedState w14:val="2610" w14:font="MS Gothic"/>
                 </w14:checkbox>
               </w:sdtPr>
+              <w:sdtEndPr/>
               <w:sdtContent>
                 <w:r>
                   <w:rPr>
@@ -6708,6 +6943,7 @@
                   <w14:uncheckedState w14:val="2610" w14:font="MS Gothic"/>
                 </w14:checkbox>
               </w:sdtPr>
+              <w:sdtEndPr/>
               <w:sdtContent>
                 <w:r>
                   <w:rPr>
@@ -6738,6 +6974,7 @@
                   <w14:uncheckedState w14:val="2610" w14:font="MS Gothic"/>
                 </w14:checkbox>
               </w:sdtPr>
+              <w:sdtEndPr/>
               <w:sdtContent>
                 <w:r>
                   <w:rPr>
@@ -6768,6 +7005,7 @@
                   <w14:uncheckedState w14:val="2610" w14:font="MS Gothic"/>
                 </w14:checkbox>
               </w:sdtPr>
+              <w:sdtEndPr/>
               <w:sdtContent>
                 <w:r>
                   <w:rPr>
@@ -6798,6 +7036,7 @@
                   <w14:uncheckedState w14:val="2610" w14:font="MS Gothic"/>
                 </w14:checkbox>
               </w:sdtPr>
+              <w:sdtEndPr/>
               <w:sdtContent>
                 <w:r>
                   <w:rPr>
@@ -6828,6 +7067,7 @@
                   <w14:uncheckedState w14:val="2610" w14:font="MS Gothic"/>
                 </w14:checkbox>
               </w:sdtPr>
+              <w:sdtEndPr/>
               <w:sdtContent>
                 <w:r>
                   <w:rPr>
@@ -6870,6 +7110,7 @@
                   <w14:uncheckedState w14:val="2610" w14:font="MS Gothic"/>
                 </w14:checkbox>
               </w:sdtPr>
+              <w:sdtEndPr/>
               <w:sdtContent>
                 <w:r>
                   <w:rPr>
@@ -6900,6 +7141,7 @@
                   <w14:uncheckedState w14:val="2610" w14:font="MS Gothic"/>
                 </w14:checkbox>
               </w:sdtPr>
+              <w:sdtEndPr/>
               <w:sdtContent>
                 <w:r>
                   <w:rPr>
@@ -6930,6 +7172,7 @@
                   <w14:uncheckedState w14:val="2610" w14:font="MS Gothic"/>
                 </w14:checkbox>
               </w:sdtPr>
+              <w:sdtEndPr/>
               <w:sdtContent>
                 <w:r>
                   <w:rPr>
@@ -6960,6 +7203,7 @@
                   <w14:uncheckedState w14:val="2610" w14:font="MS Gothic"/>
                 </w14:checkbox>
               </w:sdtPr>
+              <w:sdtEndPr/>
               <w:sdtContent>
                 <w:r>
                   <w:rPr>
@@ -6990,6 +7234,7 @@
                   <w14:uncheckedState w14:val="2610" w14:font="MS Gothic"/>
                 </w14:checkbox>
               </w:sdtPr>
+              <w:sdtEndPr/>
               <w:sdtContent>
                 <w:r>
                   <w:rPr>
@@ -7048,7 +7293,15 @@
                 <w:b/>
                 <w:sz w:val="28"/>
               </w:rPr>
-              <w:t>5. แนวทางการโยกย้าย/เปลี่ยนตำแหน่งที่เป็นไปได้ (Career Mobility Map)</w:t>
+              <w:t xml:space="preserve">5. </w:t>
+            </w:r>
+            <w:r>
+              <w:rPr>
+                <w:rFonts w:ascii="Browallia New" w:eastAsia="Browallia New" w:hAnsi="Browallia New" w:cs="Browallia New"/>
+                <w:b/>
+                <w:sz w:val="28"/>
+              </w:rPr>
+              <w:t>แนวทางการโยกย้าย/เปลี่ยนตำแหน่งที่เป็นไปได้ (Career Mobility Map)</w:t>
             </w:r>
           </w:p>
           <w:p>
@@ -7119,7 +7372,15 @@
                 <w:sz w:val="28"/>
               </w:rPr>
               <w:br/>
-              <w:t>(Lateral / ระดับเดียวกัน)</w:t>
+              <w:t xml:space="preserve">(Lateral / </w:t>
+            </w:r>
+            <w:r>
+              <w:rPr>
+                <w:rFonts w:ascii="Browallia New" w:eastAsia="Browallia New" w:hAnsi="Browallia New" w:cs="Browallia New"/>
+                <w:b/>
+                <w:sz w:val="28"/>
+              </w:rPr>
+              <w:t>ระดับเดียวกัน)</w:t>
             </w:r>
           </w:p>
         </w:tc>
@@ -7218,7 +7479,15 @@
                 <w:sz w:val="28"/>
                 <w:szCs w:val="28"/>
               </w:rPr>
-              <w:t>2. เจ้าหน้าที่อาวุโสฝ่ายทรัพยาก</w:t>
+              <w:t xml:space="preserve">2. </w:t>
+            </w:r>
+            <w:r>
+              <w:rPr>
+                <w:rFonts w:ascii="Browallia New" w:eastAsia="Browallia New" w:hAnsi="Browallia New" w:cs="Browallia New"/>
+                <w:sz w:val="28"/>
+                <w:szCs w:val="28"/>
+              </w:rPr>
+              <w:t>เจ้าหน้าที่อาวุโสฝ่ายทรัพยาก</w:t>
             </w:r>
             <w:r>
               <w:rPr>
@@ -7932,6 +8201,7 @@
                   <w14:uncheckedState w14:val="2610" w14:font="MS Gothic"/>
                 </w14:checkbox>
               </w:sdtPr>
+              <w:sdtEndPr/>
               <w:sdtContent>
                 <w:r>
                   <w:rPr>
@@ -7969,6 +8239,7 @@
                   <w14:uncheckedState w14:val="2610" w14:font="MS Gothic"/>
                 </w14:checkbox>
               </w:sdtPr>
+              <w:sdtEndPr/>
               <w:sdtContent>
                 <w:r>
                   <w:rPr>
@@ -8150,7 +8421,7 @@
           <w:p>
             <w:pPr>
               <w:rPr>
-                <w:rFonts w:cstheme="minorBidi" w:hint="cs"/>
+                <w:rFonts w:cstheme="minorBidi"/>
                 <w:szCs w:val="30"/>
                 <w:cs/>
                 <w:lang w:bidi="th-TH"/>
@@ -8201,6 +8472,7 @@
                   <w14:uncheckedState w14:val="2610" w14:font="MS Gothic"/>
                 </w14:checkbox>
               </w:sdtPr>
+              <w:sdtEndPr/>
               <w:sdtContent>
                 <w:r>
                   <w:rPr>
@@ -8232,6 +8504,7 @@
                   <w14:uncheckedState w14:val="2610" w14:font="MS Gothic"/>
                 </w14:checkbox>
               </w:sdtPr>
+              <w:sdtEndPr/>
               <w:sdtContent>
                 <w:r>
                   <w:rPr>
@@ -8286,6 +8559,7 @@
                   <w14:uncheckedState w14:val="2610" w14:font="MS Gothic"/>
                 </w14:checkbox>
               </w:sdtPr>
+              <w:sdtEndPr/>
               <w:sdtContent>
                 <w:r>
                   <w:rPr>
@@ -8375,6 +8649,7 @@
                   <w14:uncheckedState w14:val="2610" w14:font="MS Gothic"/>
                 </w14:checkbox>
               </w:sdtPr>
+              <w:sdtEndPr/>
               <w:sdtContent>
                 <w:r>
                   <w:rPr>
@@ -8406,6 +8681,7 @@
                   <w14:uncheckedState w14:val="2610" w14:font="MS Gothic"/>
                 </w14:checkbox>
               </w:sdtPr>
+              <w:sdtEndPr/>
               <w:sdtContent>
                 <w:r>
                   <w:rPr>
@@ -8467,6 +8743,7 @@
                   <w14:uncheckedState w14:val="2610" w14:font="MS Gothic"/>
                 </w14:checkbox>
               </w:sdtPr>
+              <w:sdtEndPr/>
               <w:sdtContent>
                 <w:r>
                   <w:rPr>
@@ -8627,7 +8904,7 @@
 </file>
 
 <file path=word/endnotes.xml><?xml version="1.0" encoding="utf-8"?>
-<w:endnotes xmlns:wpc="http://schemas.microsoft.com/office/word/2010/wordprocessingCanvas" xmlns:cx="http://schemas.microsoft.com/office/drawing/2014/chartex" xmlns:cx1="http://schemas.microsoft.com/office/drawing/2015/9/8/chartex" xmlns:cx2="http://schemas.microsoft.com/office/drawing/2015/10/21/chartex" xmlns:cx3="http://schemas.microsoft.com/office/drawing/2016/5/9/chartex" xmlns:cx4="http://schemas.microsoft.com/office/drawing/2016/5/10/chartex" xmlns:cx5="http://schemas.microsoft.com/office/drawing/2016/5/11/chartex" xmlns:cx6="http://schemas.microsoft.com/office/drawing/2016/5/12/chartex" xmlns:cx7="http://schemas.microsoft.com/office/drawing/2016/5/13/chartex" xmlns:cx8="http://schemas.microsoft.com/office/drawing/2016/5/14/chartex" xmlns:mc="http://schemas.openxmlformats.org/markup-compatibility/2006" xmlns:aink="http://schemas.microsoft.com/office/drawing/2016/ink" xmlns:am3d="http://schemas.microsoft.com/office/drawing/2017/model3d" xmlns:o="urn:schemas-microsoft-com:office:office" xmlns:oel="http://schemas.microsoft.com/office/2019/extlst" xmlns:r="http://schemas.openxmlformats.org/officeDocument/2006/relationships" xmlns:m="http://schemas.openxmlformats.org/officeDocument/2006/math" xmlns:v="urn:schemas-microsoft-com:vml" xmlns:wp14="http://schemas.microsoft.com/office/word/2010/wordprocessingDrawing" xmlns:wp="http://schemas.openxmlformats.org/drawingml/2006/wordprocessingDrawing" xmlns:w10="urn:schemas-microsoft-com:office:word" xmlns:w="http://schemas.openxmlformats.org/wordprocessingml/2006/main" xmlns:w14="http://schemas.microsoft.com/office/word/2010/wordml" xmlns:w15="http://schemas.microsoft.com/office/word/2012/wordml" xmlns:w16cei="http://schemas.microsoft.com/office/word/2026/wordml/cei" xmlns:w16cex="http://schemas.microsoft.com/office/word/2018/wordml/cex" xmlns:w16cid="http://schemas.microsoft.com/office/word/2016/wordml/cid" xmlns:w16="http://schemas.microsoft.com/office/word/2018/wordml" xmlns:w16du="http://schemas.microsoft.com/office/word/2023/wordml/word16du" xmlns:w16sdtdh="http://schemas.microsoft.com/office/word/2020/wordml/sdtdatahash" xmlns:w16sdtfl="http://schemas.microsoft.com/office/word/2024/wordml/sdtformatlock" xmlns:w16se="http://schemas.microsoft.com/office/word/2015/wordml/symex" xmlns:wpg="http://schemas.microsoft.com/office/word/2010/wordprocessingGroup" xmlns:wpi="http://schemas.microsoft.com/office/word/2010/wordprocessingInk" xmlns:wne="http://schemas.microsoft.com/office/word/2006/wordml" xmlns:wps="http://schemas.microsoft.com/office/word/2010/wordprocessingShape" mc:Ignorable="w14 w15 w16se w16cid w16 w16cex w16sdtdh w16sdtfl w16du wp14">
+<w:endnotes xmlns:wpc="http://schemas.microsoft.com/office/word/2010/wordprocessingCanvas" xmlns:cx="http://schemas.microsoft.com/office/drawing/2014/chartex" xmlns:cx1="http://schemas.microsoft.com/office/drawing/2015/9/8/chartex" xmlns:cx2="http://schemas.microsoft.com/office/drawing/2015/10/21/chartex" xmlns:cx3="http://schemas.microsoft.com/office/drawing/2016/5/9/chartex" xmlns:cx4="http://schemas.microsoft.com/office/drawing/2016/5/10/chartex" xmlns:cx5="http://schemas.microsoft.com/office/drawing/2016/5/11/chartex" xmlns:cx6="http://schemas.microsoft.com/office/drawing/2016/5/12/chartex" xmlns:cx7="http://schemas.microsoft.com/office/drawing/2016/5/13/chartex" xmlns:cx8="http://schemas.microsoft.com/office/drawing/2016/5/14/chartex" xmlns:mc="http://schemas.openxmlformats.org/markup-compatibility/2006" xmlns:aink="http://schemas.microsoft.com/office/drawing/2016/ink" xmlns:am3d="http://schemas.microsoft.com/office/drawing/2017/model3d" xmlns:o="urn:schemas-microsoft-com:office:office" xmlns:oel="http://schemas.microsoft.com/office/2019/extlst" xmlns:r="http://schemas.openxmlformats.org/officeDocument/2006/relationships" xmlns:m="http://schemas.openxmlformats.org/officeDocument/2006/math" xmlns:v="urn:schemas-microsoft-com:vml" xmlns:wp14="http://schemas.microsoft.com/office/word/2010/wordprocessingDrawing" xmlns:wp="http://schemas.openxmlformats.org/drawingml/2006/wordprocessingDrawing" xmlns:w10="urn:schemas-microsoft-com:office:word" xmlns:w="http://schemas.openxmlformats.org/wordprocessingml/2006/main" xmlns:w14="http://schemas.microsoft.com/office/word/2010/wordml" xmlns:w15="http://schemas.microsoft.com/office/word/2012/wordml" xmlns:w16cex="http://schemas.microsoft.com/office/word/2018/wordml/cex" xmlns:w16cid="http://schemas.microsoft.com/office/word/2016/wordml/cid" xmlns:w16="http://schemas.microsoft.com/office/word/2018/wordml" xmlns:w16du="http://schemas.microsoft.com/office/word/2023/wordml/word16du" xmlns:w16sdtdh="http://schemas.microsoft.com/office/word/2020/wordml/sdtdatahash" xmlns:w16sdtfl="http://schemas.microsoft.com/office/word/2024/wordml/sdtformatlock" xmlns:w16se="http://schemas.microsoft.com/office/word/2015/wordml/symex" xmlns:wpg="http://schemas.microsoft.com/office/word/2010/wordprocessingGroup" xmlns:wpi="http://schemas.microsoft.com/office/word/2010/wordprocessingInk" xmlns:wne="http://schemas.microsoft.com/office/word/2006/wordml" xmlns:wps="http://schemas.microsoft.com/office/word/2010/wordprocessingShape" mc:Ignorable="w14 w15 w16se w16cid w16 w16cex w16sdtdh w16sdtfl w16du wp14">
   <w:endnote w:type="separator" w:id="-1">
     <w:p>
       <w:r>
@@ -8646,7 +8923,7 @@
 </file>
 
 <file path=word/footer1.xml><?xml version="1.0" encoding="utf-8"?>
-<w:ftr xmlns:wpc="http://schemas.microsoft.com/office/word/2010/wordprocessingCanvas" xmlns:cx="http://schemas.microsoft.com/office/drawing/2014/chartex" xmlns:cx1="http://schemas.microsoft.com/office/drawing/2015/9/8/chartex" xmlns:cx2="http://schemas.microsoft.com/office/drawing/2015/10/21/chartex" xmlns:cx3="http://schemas.microsoft.com/office/drawing/2016/5/9/chartex" xmlns:cx4="http://schemas.microsoft.com/office/drawing/2016/5/10/chartex" xmlns:cx5="http://schemas.microsoft.com/office/drawing/2016/5/11/chartex" xmlns:cx6="http://schemas.microsoft.com/office/drawing/2016/5/12/chartex" xmlns:cx7="http://schemas.microsoft.com/office/drawing/2016/5/13/chartex" xmlns:cx8="http://schemas.microsoft.com/office/drawing/2016/5/14/chartex" xmlns:mc="http://schemas.openxmlformats.org/markup-compatibility/2006" xmlns:aink="http://schemas.microsoft.com/office/drawing/2016/ink" xmlns:am3d="http://schemas.microsoft.com/office/drawing/2017/model3d" xmlns:o="urn:schemas-microsoft-com:office:office" xmlns:oel="http://schemas.microsoft.com/office/2019/extlst" xmlns:r="http://schemas.openxmlformats.org/officeDocument/2006/relationships" xmlns:m="http://schemas.openxmlformats.org/officeDocument/2006/math" xmlns:v="urn:schemas-microsoft-com:vml" xmlns:wp14="http://schemas.microsoft.com/office/word/2010/wordprocessingDrawing" xmlns:wp="http://schemas.openxmlformats.org/drawingml/2006/wordprocessingDrawing" xmlns:w10="urn:schemas-microsoft-com:office:word" xmlns:w="http://schemas.openxmlformats.org/wordprocessingml/2006/main" xmlns:w14="http://schemas.microsoft.com/office/word/2010/wordml" xmlns:w15="http://schemas.microsoft.com/office/word/2012/wordml" xmlns:w16cei="http://schemas.microsoft.com/office/word/2026/wordml/cei" xmlns:w16cex="http://schemas.microsoft.com/office/word/2018/wordml/cex" xmlns:w16cid="http://schemas.microsoft.com/office/word/2016/wordml/cid" xmlns:w16="http://schemas.microsoft.com/office/word/2018/wordml" xmlns:w16du="http://schemas.microsoft.com/office/word/2023/wordml/word16du" xmlns:w16sdtdh="http://schemas.microsoft.com/office/word/2020/wordml/sdtdatahash" xmlns:w16sdtfl="http://schemas.microsoft.com/office/word/2024/wordml/sdtformatlock" xmlns:w16se="http://schemas.microsoft.com/office/word/2015/wordml/symex" xmlns:wpg="http://schemas.microsoft.com/office/word/2010/wordprocessingGroup" xmlns:wpi="http://schemas.microsoft.com/office/word/2010/wordprocessingInk" xmlns:wne="http://schemas.microsoft.com/office/word/2006/wordml" xmlns:wps="http://schemas.microsoft.com/office/word/2010/wordprocessingShape" mc:Ignorable="w14 w15 w16se w16cid w16 w16cex w16sdtdh w16sdtfl w16du wp14">
+<w:ftr xmlns:wpc="http://schemas.microsoft.com/office/word/2010/wordprocessingCanvas" xmlns:cx="http://schemas.microsoft.com/office/drawing/2014/chartex" xmlns:cx1="http://schemas.microsoft.com/office/drawing/2015/9/8/chartex" xmlns:cx2="http://schemas.microsoft.com/office/drawing/2015/10/21/chartex" xmlns:cx3="http://schemas.microsoft.com/office/drawing/2016/5/9/chartex" xmlns:cx4="http://schemas.microsoft.com/office/drawing/2016/5/10/chartex" xmlns:cx5="http://schemas.microsoft.com/office/drawing/2016/5/11/chartex" xmlns:cx6="http://schemas.microsoft.com/office/drawing/2016/5/12/chartex" xmlns:cx7="http://schemas.microsoft.com/office/drawing/2016/5/13/chartex" xmlns:cx8="http://schemas.microsoft.com/office/drawing/2016/5/14/chartex" xmlns:mc="http://schemas.openxmlformats.org/markup-compatibility/2006" xmlns:aink="http://schemas.microsoft.com/office/drawing/2016/ink" xmlns:am3d="http://schemas.microsoft.com/office/drawing/2017/model3d" xmlns:o="urn:schemas-microsoft-com:office:office" xmlns:oel="http://schemas.microsoft.com/office/2019/extlst" xmlns:r="http://schemas.openxmlformats.org/officeDocument/2006/relationships" xmlns:m="http://schemas.openxmlformats.org/officeDocument/2006/math" xmlns:v="urn:schemas-microsoft-com:vml" xmlns:wp14="http://schemas.microsoft.com/office/word/2010/wordprocessingDrawing" xmlns:wp="http://schemas.openxmlformats.org/drawingml/2006/wordprocessingDrawing" xmlns:w10="urn:schemas-microsoft-com:office:word" xmlns:w="http://schemas.openxmlformats.org/wordprocessingml/2006/main" xmlns:w14="http://schemas.microsoft.com/office/word/2010/wordml" xmlns:w15="http://schemas.microsoft.com/office/word/2012/wordml" xmlns:w16cex="http://schemas.microsoft.com/office/word/2018/wordml/cex" xmlns:w16cid="http://schemas.microsoft.com/office/word/2016/wordml/cid" xmlns:w16="http://schemas.microsoft.com/office/word/2018/wordml" xmlns:w16du="http://schemas.microsoft.com/office/word/2023/wordml/word16du" xmlns:w16sdtdh="http://schemas.microsoft.com/office/word/2020/wordml/sdtdatahash" xmlns:w16sdtfl="http://schemas.microsoft.com/office/word/2024/wordml/sdtformatlock" xmlns:w16se="http://schemas.microsoft.com/office/word/2015/wordml/symex" xmlns:wpg="http://schemas.microsoft.com/office/word/2010/wordprocessingGroup" xmlns:wpi="http://schemas.microsoft.com/office/word/2010/wordprocessingInk" xmlns:wne="http://schemas.microsoft.com/office/word/2006/wordml" xmlns:wps="http://schemas.microsoft.com/office/word/2010/wordprocessingShape" mc:Ignorable="w14 w15 w16se w16cid w16 w16cex w16sdtdh w16sdtfl w16du wp14">
   <w:p>
     <w:pPr>
       <w:pStyle w:val="Footer"/>
@@ -8769,7 +9046,7 @@
 </file>
 
 <file path=word/footer2.xml><?xml version="1.0" encoding="utf-8"?>
-<w:ftr xmlns:wpc="http://schemas.microsoft.com/office/word/2010/wordprocessingCanvas" xmlns:cx="http://schemas.microsoft.com/office/drawing/2014/chartex" xmlns:cx1="http://schemas.microsoft.com/office/drawing/2015/9/8/chartex" xmlns:cx2="http://schemas.microsoft.com/office/drawing/2015/10/21/chartex" xmlns:cx3="http://schemas.microsoft.com/office/drawing/2016/5/9/chartex" xmlns:cx4="http://schemas.microsoft.com/office/drawing/2016/5/10/chartex" xmlns:cx5="http://schemas.microsoft.com/office/drawing/2016/5/11/chartex" xmlns:cx6="http://schemas.microsoft.com/office/drawing/2016/5/12/chartex" xmlns:cx7="http://schemas.microsoft.com/office/drawing/2016/5/13/chartex" xmlns:cx8="http://schemas.microsoft.com/office/drawing/2016/5/14/chartex" xmlns:mc="http://schemas.openxmlformats.org/markup-compatibility/2006" xmlns:aink="http://schemas.microsoft.com/office/drawing/2016/ink" xmlns:am3d="http://schemas.microsoft.com/office/drawing/2017/model3d" xmlns:o="urn:schemas-microsoft-com:office:office" xmlns:oel="http://schemas.microsoft.com/office/2019/extlst" xmlns:r="http://schemas.openxmlformats.org/officeDocument/2006/relationships" xmlns:m="http://schemas.openxmlformats.org/officeDocument/2006/math" xmlns:v="urn:schemas-microsoft-com:vml" xmlns:wp14="http://schemas.microsoft.com/office/word/2010/wordprocessingDrawing" xmlns:wp="http://schemas.openxmlformats.org/drawingml/2006/wordprocessingDrawing" xmlns:w10="urn:schemas-microsoft-com:office:word" xmlns:w="http://schemas.openxmlformats.org/wordprocessingml/2006/main" xmlns:w14="http://schemas.microsoft.com/office/word/2010/wordml" xmlns:w15="http://schemas.microsoft.com/office/word/2012/wordml" xmlns:w16cei="http://schemas.microsoft.com/office/word/2026/wordml/cei" xmlns:w16cex="http://schemas.microsoft.com/office/word/2018/wordml/cex" xmlns:w16cid="http://schemas.microsoft.com/office/word/2016/wordml/cid" xmlns:w16="http://schemas.microsoft.com/office/word/2018/wordml" xmlns:w16du="http://schemas.microsoft.com/office/word/2023/wordml/word16du" xmlns:w16sdtdh="http://schemas.microsoft.com/office/word/2020/wordml/sdtdatahash" xmlns:w16sdtfl="http://schemas.microsoft.com/office/word/2024/wordml/sdtformatlock" xmlns:w16se="http://schemas.microsoft.com/office/word/2015/wordml/symex" xmlns:wpg="http://schemas.microsoft.com/office/word/2010/wordprocessingGroup" xmlns:wpi="http://schemas.microsoft.com/office/word/2010/wordprocessingInk" xmlns:wne="http://schemas.microsoft.com/office/word/2006/wordml" xmlns:wps="http://schemas.microsoft.com/office/word/2010/wordprocessingShape" mc:Ignorable="w14 w15 w16se w16cid w16 w16cex w16sdtdh w16sdtfl w16du wp14">
+<w:ftr xmlns:wpc="http://schemas.microsoft.com/office/word/2010/wordprocessingCanvas" xmlns:cx="http://schemas.microsoft.com/office/drawing/2014/chartex" xmlns:cx1="http://schemas.microsoft.com/office/drawing/2015/9/8/chartex" xmlns:cx2="http://schemas.microsoft.com/office/drawing/2015/10/21/chartex" xmlns:cx3="http://schemas.microsoft.com/office/drawing/2016/5/9/chartex" xmlns:cx4="http://schemas.microsoft.com/office/drawing/2016/5/10/chartex" xmlns:cx5="http://schemas.microsoft.com/office/drawing/2016/5/11/chartex" xmlns:cx6="http://schemas.microsoft.com/office/drawing/2016/5/12/chartex" xmlns:cx7="http://schemas.microsoft.com/office/drawing/2016/5/13/chartex" xmlns:cx8="http://schemas.microsoft.com/office/drawing/2016/5/14/chartex" xmlns:mc="http://schemas.openxmlformats.org/markup-compatibility/2006" xmlns:aink="http://schemas.microsoft.com/office/drawing/2016/ink" xmlns:am3d="http://schemas.microsoft.com/office/drawing/2017/model3d" xmlns:o="urn:schemas-microsoft-com:office:office" xmlns:oel="http://schemas.microsoft.com/office/2019/extlst" xmlns:r="http://schemas.openxmlformats.org/officeDocument/2006/relationships" xmlns:m="http://schemas.openxmlformats.org/officeDocument/2006/math" xmlns:v="urn:schemas-microsoft-com:vml" xmlns:wp14="http://schemas.microsoft.com/office/word/2010/wordprocessingDrawing" xmlns:wp="http://schemas.openxmlformats.org/drawingml/2006/wordprocessingDrawing" xmlns:w10="urn:schemas-microsoft-com:office:word" xmlns:w="http://schemas.openxmlformats.org/wordprocessingml/2006/main" xmlns:w14="http://schemas.microsoft.com/office/word/2010/wordml" xmlns:w15="http://schemas.microsoft.com/office/word/2012/wordml" xmlns:w16cex="http://schemas.microsoft.com/office/word/2018/wordml/cex" xmlns:w16cid="http://schemas.microsoft.com/office/word/2016/wordml/cid" xmlns:w16="http://schemas.microsoft.com/office/word/2018/wordml" xmlns:w16du="http://schemas.microsoft.com/office/word/2023/wordml/word16du" xmlns:w16sdtdh="http://schemas.microsoft.com/office/word/2020/wordml/sdtdatahash" xmlns:w16sdtfl="http://schemas.microsoft.com/office/word/2024/wordml/sdtformatlock" xmlns:w16se="http://schemas.microsoft.com/office/word/2015/wordml/symex" xmlns:wpg="http://schemas.microsoft.com/office/word/2010/wordprocessingGroup" xmlns:wpi="http://schemas.microsoft.com/office/word/2010/wordprocessingInk" xmlns:wne="http://schemas.microsoft.com/office/word/2006/wordml" xmlns:wps="http://schemas.microsoft.com/office/word/2010/wordprocessingShape" mc:Ignorable="w14 w15 w16se w16cid w16 w16cex w16sdtdh w16sdtfl w16du wp14">
   <w:p>
     <w:pPr>
       <w:pStyle w:val="Footer"/>
@@ -8785,7 +9062,7 @@
 </file>
 
 <file path=word/footnotes.xml><?xml version="1.0" encoding="utf-8"?>
-<w:footnotes xmlns:wpc="http://schemas.microsoft.com/office/word/2010/wordprocessingCanvas" xmlns:cx="http://schemas.microsoft.com/office/drawing/2014/chartex" xmlns:cx1="http://schemas.microsoft.com/office/drawing/2015/9/8/chartex" xmlns:cx2="http://schemas.microsoft.com/office/drawing/2015/10/21/chartex" xmlns:cx3="http://schemas.microsoft.com/office/drawing/2016/5/9/chartex" xmlns:cx4="http://schemas.microsoft.com/office/drawing/2016/5/10/chartex" xmlns:cx5="http://schemas.microsoft.com/office/drawing/2016/5/11/chartex" xmlns:cx6="http://schemas.microsoft.com/office/drawing/2016/5/12/chartex" xmlns:cx7="http://schemas.microsoft.com/office/drawing/2016/5/13/chartex" xmlns:cx8="http://schemas.microsoft.com/office/drawing/2016/5/14/chartex" xmlns:mc="http://schemas.openxmlformats.org/markup-compatibility/2006" xmlns:aink="http://schemas.microsoft.com/office/drawing/2016/ink" xmlns:am3d="http://schemas.microsoft.com/office/drawing/2017/model3d" xmlns:o="urn:schemas-microsoft-com:office:office" xmlns:oel="http://schemas.microsoft.com/office/2019/extlst" xmlns:r="http://schemas.openxmlformats.org/officeDocument/2006/relationships" xmlns:m="http://schemas.openxmlformats.org/officeDocument/2006/math" xmlns:v="urn:schemas-microsoft-com:vml" xmlns:wp14="http://schemas.microsoft.com/office/word/2010/wordprocessingDrawing" xmlns:wp="http://schemas.openxmlformats.org/drawingml/2006/wordprocessingDrawing" xmlns:w10="urn:schemas-microsoft-com:office:word" xmlns:w="http://schemas.openxmlformats.org/wordprocessingml/2006/main" xmlns:w14="http://schemas.microsoft.com/office/word/2010/wordml" xmlns:w15="http://schemas.microsoft.com/office/word/2012/wordml" xmlns:w16cei="http://schemas.microsoft.com/office/word/2026/wordml/cei" xmlns:w16cex="http://schemas.microsoft.com/office/word/2018/wordml/cex" xmlns:w16cid="http://schemas.microsoft.com/office/word/2016/wordml/cid" xmlns:w16="http://schemas.microsoft.com/office/word/2018/wordml" xmlns:w16du="http://schemas.microsoft.com/office/word/2023/wordml/word16du" xmlns:w16sdtdh="http://schemas.microsoft.com/office/word/2020/wordml/sdtdatahash" xmlns:w16sdtfl="http://schemas.microsoft.com/office/word/2024/wordml/sdtformatlock" xmlns:w16se="http://schemas.microsoft.com/office/word/2015/wordml/symex" xmlns:wpg="http://schemas.microsoft.com/office/word/2010/wordprocessingGroup" xmlns:wpi="http://schemas.microsoft.com/office/word/2010/wordprocessingInk" xmlns:wne="http://schemas.microsoft.com/office/word/2006/wordml" xmlns:wps="http://schemas.microsoft.com/office/word/2010/wordprocessingShape" mc:Ignorable="w14 w15 w16se w16cid w16 w16cex w16sdtdh w16sdtfl w16du wp14">
+<w:footnotes xmlns:wpc="http://schemas.microsoft.com/office/word/2010/wordprocessingCanvas" xmlns:cx="http://schemas.microsoft.com/office/drawing/2014/chartex" xmlns:cx1="http://schemas.microsoft.com/office/drawing/2015/9/8/chartex" xmlns:cx2="http://schemas.microsoft.com/office/drawing/2015/10/21/chartex" xmlns:cx3="http://schemas.microsoft.com/office/drawing/2016/5/9/chartex" xmlns:cx4="http://schemas.microsoft.com/office/drawing/2016/5/10/chartex" xmlns:cx5="http://schemas.microsoft.com/office/drawing/2016/5/11/chartex" xmlns:cx6="http://schemas.microsoft.com/office/drawing/2016/5/12/chartex" xmlns:cx7="http://schemas.microsoft.com/office/drawing/2016/5/13/chartex" xmlns:cx8="http://schemas.microsoft.com/office/drawing/2016/5/14/chartex" xmlns:mc="http://schemas.openxmlformats.org/markup-compatibility/2006" xmlns:aink="http://schemas.microsoft.com/office/drawing/2016/ink" xmlns:am3d="http://schemas.microsoft.com/office/drawing/2017/model3d" xmlns:o="urn:schemas-microsoft-com:office:office" xmlns:oel="http://schemas.microsoft.com/office/2019/extlst" xmlns:r="http://schemas.openxmlformats.org/officeDocument/2006/relationships" xmlns:m="http://schemas.openxmlformats.org/officeDocument/2006/math" xmlns:v="urn:schemas-microsoft-com:vml" xmlns:wp14="http://schemas.microsoft.com/office/word/2010/wordprocessingDrawing" xmlns:wp="http://schemas.openxmlformats.org/drawingml/2006/wordprocessingDrawing" xmlns:w10="urn:schemas-microsoft-com:office:word" xmlns:w="http://schemas.openxmlformats.org/wordprocessingml/2006/main" xmlns:w14="http://schemas.microsoft.com/office/word/2010/wordml" xmlns:w15="http://schemas.microsoft.com/office/word/2012/wordml" xmlns:w16cex="http://schemas.microsoft.com/office/word/2018/wordml/cex" xmlns:w16cid="http://schemas.microsoft.com/office/word/2016/wordml/cid" xmlns:w16="http://schemas.microsoft.com/office/word/2018/wordml" xmlns:w16du="http://schemas.microsoft.com/office/word/2023/wordml/word16du" xmlns:w16sdtdh="http://schemas.microsoft.com/office/word/2020/wordml/sdtdatahash" xmlns:w16sdtfl="http://schemas.microsoft.com/office/word/2024/wordml/sdtformatlock" xmlns:w16se="http://schemas.microsoft.com/office/word/2015/wordml/symex" xmlns:wpg="http://schemas.microsoft.com/office/word/2010/wordprocessingGroup" xmlns:wpi="http://schemas.microsoft.com/office/word/2010/wordprocessingInk" xmlns:wne="http://schemas.microsoft.com/office/word/2006/wordml" xmlns:wps="http://schemas.microsoft.com/office/word/2010/wordprocessingShape" mc:Ignorable="w14 w15 w16se w16cid w16 w16cex w16sdtdh w16sdtfl w16du wp14">
   <w:footnote w:type="separator" w:id="-1">
     <w:p>
       <w:r>
@@ -8804,7 +9081,7 @@
 </file>
 
 <file path=word/header1.xml><?xml version="1.0" encoding="utf-8"?>
-<w:hdr xmlns:wpc="http://schemas.microsoft.com/office/word/2010/wordprocessingCanvas" xmlns:cx="http://schemas.microsoft.com/office/drawing/2014/chartex" xmlns:cx1="http://schemas.microsoft.com/office/drawing/2015/9/8/chartex" xmlns:cx2="http://schemas.microsoft.com/office/drawing/2015/10/21/chartex" xmlns:cx3="http://schemas.microsoft.com/office/drawing/2016/5/9/chartex" xmlns:cx4="http://schemas.microsoft.com/office/drawing/2016/5/10/chartex" xmlns:cx5="http://schemas.microsoft.com/office/drawing/2016/5/11/chartex" xmlns:cx6="http://schemas.microsoft.com/office/drawing/2016/5/12/chartex" xmlns:cx7="http://schemas.microsoft.com/office/drawing/2016/5/13/chartex" xmlns:cx8="http://schemas.microsoft.com/office/drawing/2016/5/14/chartex" xmlns:mc="http://schemas.openxmlformats.org/markup-compatibility/2006" xmlns:aink="http://schemas.microsoft.com/office/drawing/2016/ink" xmlns:am3d="http://schemas.microsoft.com/office/drawing/2017/model3d" xmlns:o="urn:schemas-microsoft-com:office:office" xmlns:oel="http://schemas.microsoft.com/office/2019/extlst" xmlns:r="http://schemas.openxmlformats.org/officeDocument/2006/relationships" xmlns:m="http://schemas.openxmlformats.org/officeDocument/2006/math" xmlns:v="urn:schemas-microsoft-com:vml" xmlns:wp14="http://schemas.microsoft.com/office/word/2010/wordprocessingDrawing" xmlns:wp="http://schemas.openxmlformats.org/drawingml/2006/wordprocessingDrawing" xmlns:w10="urn:schemas-microsoft-com:office:word" xmlns:w="http://schemas.openxmlformats.org/wordprocessingml/2006/main" xmlns:w14="http://schemas.microsoft.com/office/word/2010/wordml" xmlns:w15="http://schemas.microsoft.com/office/word/2012/wordml" xmlns:w16cei="http://schemas.microsoft.com/office/word/2026/wordml/cei" xmlns:w16cex="http://schemas.microsoft.com/office/word/2018/wordml/cex" xmlns:w16cid="http://schemas.microsoft.com/office/word/2016/wordml/cid" xmlns:w16="http://schemas.microsoft.com/office/word/2018/wordml" xmlns:w16du="http://schemas.microsoft.com/office/word/2023/wordml/word16du" xmlns:w16sdtdh="http://schemas.microsoft.com/office/word/2020/wordml/sdtdatahash" xmlns:w16sdtfl="http://schemas.microsoft.com/office/word/2024/wordml/sdtformatlock" xmlns:w16se="http://schemas.microsoft.com/office/word/2015/wordml/symex" xmlns:wpg="http://schemas.microsoft.com/office/word/2010/wordprocessingGroup" xmlns:wpi="http://schemas.microsoft.com/office/word/2010/wordprocessingInk" xmlns:wne="http://schemas.microsoft.com/office/word/2006/wordml" xmlns:wps="http://schemas.microsoft.com/office/word/2010/wordprocessingShape" mc:Ignorable="w14 w15 w16se w16cid w16 w16cex w16sdtdh w16sdtfl w16du wp14">
+<w:hdr xmlns:wpc="http://schemas.microsoft.com/office/word/2010/wordprocessingCanvas" xmlns:cx="http://schemas.microsoft.com/office/drawing/2014/chartex" xmlns:cx1="http://schemas.microsoft.com/office/drawing/2015/9/8/chartex" xmlns:cx2="http://schemas.microsoft.com/office/drawing/2015/10/21/chartex" xmlns:cx3="http://schemas.microsoft.com/office/drawing/2016/5/9/chartex" xmlns:cx4="http://schemas.microsoft.com/office/drawing/2016/5/10/chartex" xmlns:cx5="http://schemas.microsoft.com/office/drawing/2016/5/11/chartex" xmlns:cx6="http://schemas.microsoft.com/office/drawing/2016/5/12/chartex" xmlns:cx7="http://schemas.microsoft.com/office/drawing/2016/5/13/chartex" xmlns:cx8="http://schemas.microsoft.com/office/drawing/2016/5/14/chartex" xmlns:mc="http://schemas.openxmlformats.org/markup-compatibility/2006" xmlns:aink="http://schemas.microsoft.com/office/drawing/2016/ink" xmlns:am3d="http://schemas.microsoft.com/office/drawing/2017/model3d" xmlns:o="urn:schemas-microsoft-com:office:office" xmlns:oel="http://schemas.microsoft.com/office/2019/extlst" xmlns:r="http://schemas.openxmlformats.org/officeDocument/2006/relationships" xmlns:m="http://schemas.openxmlformats.org/officeDocument/2006/math" xmlns:v="urn:schemas-microsoft-com:vml" xmlns:wp14="http://schemas.microsoft.com/office/word/2010/wordprocessingDrawing" xmlns:wp="http://schemas.openxmlformats.org/drawingml/2006/wordprocessingDrawing" xmlns:w10="urn:schemas-microsoft-com:office:word" xmlns:w="http://schemas.openxmlformats.org/wordprocessingml/2006/main" xmlns:w14="http://schemas.microsoft.com/office/word/2010/wordml" xmlns:w15="http://schemas.microsoft.com/office/word/2012/wordml" xmlns:w16cex="http://schemas.microsoft.com/office/word/2018/wordml/cex" xmlns:w16cid="http://schemas.microsoft.com/office/word/2016/wordml/cid" xmlns:w16="http://schemas.microsoft.com/office/word/2018/wordml" xmlns:w16du="http://schemas.microsoft.com/office/word/2023/wordml/word16du" xmlns:w16sdtdh="http://schemas.microsoft.com/office/word/2020/wordml/sdtdatahash" xmlns:w16sdtfl="http://schemas.microsoft.com/office/word/2024/wordml/sdtformatlock" xmlns:w16se="http://schemas.microsoft.com/office/word/2015/wordml/symex" xmlns:wpg="http://schemas.microsoft.com/office/word/2010/wordprocessingGroup" xmlns:wpi="http://schemas.microsoft.com/office/word/2010/wordprocessingInk" xmlns:wne="http://schemas.microsoft.com/office/word/2006/wordml" xmlns:wps="http://schemas.microsoft.com/office/word/2010/wordprocessingShape" mc:Ignorable="w14 w15 w16se w16cid w16 w16cex w16sdtdh w16sdtfl w16du wp14">
   <w:p>
     <w:pPr>
       <w:pStyle w:val="DefaultText"/>
@@ -8904,7 +9181,7 @@
 </file>
 
 <file path=word/header2.xml><?xml version="1.0" encoding="utf-8"?>
-<w:hdr xmlns:wpc="http://schemas.microsoft.com/office/word/2010/wordprocessingCanvas" xmlns:cx="http://schemas.microsoft.com/office/drawing/2014/chartex" xmlns:cx1="http://schemas.microsoft.com/office/drawing/2015/9/8/chartex" xmlns:cx2="http://schemas.microsoft.com/office/drawing/2015/10/21/chartex" xmlns:cx3="http://schemas.microsoft.com/office/drawing/2016/5/9/chartex" xmlns:cx4="http://schemas.microsoft.com/office/drawing/2016/5/10/chartex" xmlns:cx5="http://schemas.microsoft.com/office/drawing/2016/5/11/chartex" xmlns:cx6="http://schemas.microsoft.com/office/drawing/2016/5/12/chartex" xmlns:cx7="http://schemas.microsoft.com/office/drawing/2016/5/13/chartex" xmlns:cx8="http://schemas.microsoft.com/office/drawing/2016/5/14/chartex" xmlns:mc="http://schemas.openxmlformats.org/markup-compatibility/2006" xmlns:aink="http://schemas.microsoft.com/office/drawing/2016/ink" xmlns:am3d="http://schemas.microsoft.com/office/drawing/2017/model3d" xmlns:o="urn:schemas-microsoft-com:office:office" xmlns:oel="http://schemas.microsoft.com/office/2019/extlst" xmlns:r="http://schemas.openxmlformats.org/officeDocument/2006/relationships" xmlns:m="http://schemas.openxmlformats.org/officeDocument/2006/math" xmlns:v="urn:schemas-microsoft-com:vml" xmlns:wp14="http://schemas.microsoft.com/office/word/2010/wordprocessingDrawing" xmlns:wp="http://schemas.openxmlformats.org/drawingml/2006/wordprocessingDrawing" xmlns:w10="urn:schemas-microsoft-com:office:word" xmlns:w="http://schemas.openxmlformats.org/wordprocessingml/2006/main" xmlns:w14="http://schemas.microsoft.com/office/word/2010/wordml" xmlns:w15="http://schemas.microsoft.com/office/word/2012/wordml" xmlns:w16cei="http://schemas.microsoft.com/office/word/2026/wordml/cei" xmlns:w16cex="http://schemas.microsoft.com/office/word/2018/wordml/cex" xmlns:w16cid="http://schemas.microsoft.com/office/word/2016/wordml/cid" xmlns:w16="http://schemas.microsoft.com/office/word/2018/wordml" xmlns:w16du="http://schemas.microsoft.com/office/word/2023/wordml/word16du" xmlns:w16sdtdh="http://schemas.microsoft.com/office/word/2020/wordml/sdtdatahash" xmlns:w16sdtfl="http://schemas.microsoft.com/office/word/2024/wordml/sdtformatlock" xmlns:w16se="http://schemas.microsoft.com/office/word/2015/wordml/symex" xmlns:wpg="http://schemas.microsoft.com/office/word/2010/wordprocessingGroup" xmlns:wpi="http://schemas.microsoft.com/office/word/2010/wordprocessingInk" xmlns:wne="http://schemas.microsoft.com/office/word/2006/wordml" xmlns:wps="http://schemas.microsoft.com/office/word/2010/wordprocessingShape" mc:Ignorable="w14 w15 w16se w16cid w16 w16cex w16sdtdh w16sdtfl w16du wp14">
+<w:hdr xmlns:wpc="http://schemas.microsoft.com/office/word/2010/wordprocessingCanvas" xmlns:cx="http://schemas.microsoft.com/office/drawing/2014/chartex" xmlns:cx1="http://schemas.microsoft.com/office/drawing/2015/9/8/chartex" xmlns:cx2="http://schemas.microsoft.com/office/drawing/2015/10/21/chartex" xmlns:cx3="http://schemas.microsoft.com/office/drawing/2016/5/9/chartex" xmlns:cx4="http://schemas.microsoft.com/office/drawing/2016/5/10/chartex" xmlns:cx5="http://schemas.microsoft.com/office/drawing/2016/5/11/chartex" xmlns:cx6="http://schemas.microsoft.com/office/drawing/2016/5/12/chartex" xmlns:cx7="http://schemas.microsoft.com/office/drawing/2016/5/13/chartex" xmlns:cx8="http://schemas.microsoft.com/office/drawing/2016/5/14/chartex" xmlns:mc="http://schemas.openxmlformats.org/markup-compatibility/2006" xmlns:aink="http://schemas.microsoft.com/office/drawing/2016/ink" xmlns:am3d="http://schemas.microsoft.com/office/drawing/2017/model3d" xmlns:o="urn:schemas-microsoft-com:office:office" xmlns:oel="http://schemas.microsoft.com/office/2019/extlst" xmlns:r="http://schemas.openxmlformats.org/officeDocument/2006/relationships" xmlns:m="http://schemas.openxmlformats.org/officeDocument/2006/math" xmlns:v="urn:schemas-microsoft-com:vml" xmlns:wp14="http://schemas.microsoft.com/office/word/2010/wordprocessingDrawing" xmlns:wp="http://schemas.openxmlformats.org/drawingml/2006/wordprocessingDrawing" xmlns:w10="urn:schemas-microsoft-com:office:word" xmlns:w="http://schemas.openxmlformats.org/wordprocessingml/2006/main" xmlns:w14="http://schemas.microsoft.com/office/word/2010/wordml" xmlns:w15="http://schemas.microsoft.com/office/word/2012/wordml" xmlns:w16cex="http://schemas.microsoft.com/office/word/2018/wordml/cex" xmlns:w16cid="http://schemas.microsoft.com/office/word/2016/wordml/cid" xmlns:w16="http://schemas.microsoft.com/office/word/2018/wordml" xmlns:w16du="http://schemas.microsoft.com/office/word/2023/wordml/word16du" xmlns:w16sdtdh="http://schemas.microsoft.com/office/word/2020/wordml/sdtdatahash" xmlns:w16sdtfl="http://schemas.microsoft.com/office/word/2024/wordml/sdtformatlock" xmlns:w16se="http://schemas.microsoft.com/office/word/2015/wordml/symex" xmlns:wpg="http://schemas.microsoft.com/office/word/2010/wordprocessingGroup" xmlns:wpi="http://schemas.microsoft.com/office/word/2010/wordprocessingInk" xmlns:wne="http://schemas.microsoft.com/office/word/2006/wordml" xmlns:wps="http://schemas.microsoft.com/office/word/2010/wordprocessingShape" mc:Ignorable="w14 w15 w16se w16cid w16 w16cex w16sdtdh w16sdtfl w16du wp14">
   <w:p>
     <w:pPr>
       <w:pStyle w:val="DefaultText"/>
@@ -9008,7 +9285,7 @@
 </file>
 
 <file path=word/numbering.xml><?xml version="1.0" encoding="utf-8"?>
-<w:numbering xmlns:wpc="http://schemas.microsoft.com/office/word/2010/wordprocessingCanvas" xmlns:cx="http://schemas.microsoft.com/office/drawing/2014/chartex" xmlns:cx1="http://schemas.microsoft.com/office/drawing/2015/9/8/chartex" xmlns:cx2="http://schemas.microsoft.com/office/drawing/2015/10/21/chartex" xmlns:cx3="http://schemas.microsoft.com/office/drawing/2016/5/9/chartex" xmlns:cx4="http://schemas.microsoft.com/office/drawing/2016/5/10/chartex" xmlns:cx5="http://schemas.microsoft.com/office/drawing/2016/5/11/chartex" xmlns:cx6="http://schemas.microsoft.com/office/drawing/2016/5/12/chartex" xmlns:cx7="http://schemas.microsoft.com/office/drawing/2016/5/13/chartex" xmlns:cx8="http://schemas.microsoft.com/office/drawing/2016/5/14/chartex" xmlns:mc="http://schemas.openxmlformats.org/markup-compatibility/2006" xmlns:aink="http://schemas.microsoft.com/office/drawing/2016/ink" xmlns:am3d="http://schemas.microsoft.com/office/drawing/2017/model3d" xmlns:o="urn:schemas-microsoft-com:office:office" xmlns:oel="http://schemas.microsoft.com/office/2019/extlst" xmlns:r="http://schemas.openxmlformats.org/officeDocument/2006/relationships" xmlns:m="http://schemas.openxmlformats.org/officeDocument/2006/math" xmlns:v="urn:schemas-microsoft-com:vml" xmlns:wp14="http://schemas.microsoft.com/office/word/2010/wordprocessingDrawing" xmlns:wp="http://schemas.openxmlformats.org/drawingml/2006/wordprocessingDrawing" xmlns:w10="urn:schemas-microsoft-com:office:word" xmlns:w="http://schemas.openxmlformats.org/wordprocessingml/2006/main" xmlns:w14="http://schemas.microsoft.com/office/word/2010/wordml" xmlns:w15="http://schemas.microsoft.com/office/word/2012/wordml" xmlns:w16cei="http://schemas.microsoft.com/office/word/2026/wordml/cei" xmlns:w16cex="http://schemas.microsoft.com/office/word/2018/wordml/cex" xmlns:w16cid="http://schemas.microsoft.com/office/word/2016/wordml/cid" xmlns:w16="http://schemas.microsoft.com/office/word/2018/wordml" xmlns:w16du="http://schemas.microsoft.com/office/word/2023/wordml/word16du" xmlns:w16sdtdh="http://schemas.microsoft.com/office/word/2020/wordml/sdtdatahash" xmlns:w16sdtfl="http://schemas.microsoft.com/office/word/2024/wordml/sdtformatlock" xmlns:w16se="http://schemas.microsoft.com/office/word/2015/wordml/symex" xmlns:wpg="http://schemas.microsoft.com/office/word/2010/wordprocessingGroup" xmlns:wpi="http://schemas.microsoft.com/office/word/2010/wordprocessingInk" xmlns:wne="http://schemas.microsoft.com/office/word/2006/wordml" xmlns:wps="http://schemas.microsoft.com/office/word/2010/wordprocessingShape" mc:Ignorable="w14 w15 w16se w16cid w16 w16cex w16sdtdh w16sdtfl w16du wp14">
+<w:numbering xmlns:wpc="http://schemas.microsoft.com/office/word/2010/wordprocessingCanvas" xmlns:cx="http://schemas.microsoft.com/office/drawing/2014/chartex" xmlns:cx1="http://schemas.microsoft.com/office/drawing/2015/9/8/chartex" xmlns:cx2="http://schemas.microsoft.com/office/drawing/2015/10/21/chartex" xmlns:cx3="http://schemas.microsoft.com/office/drawing/2016/5/9/chartex" xmlns:cx4="http://schemas.microsoft.com/office/drawing/2016/5/10/chartex" xmlns:cx5="http://schemas.microsoft.com/office/drawing/2016/5/11/chartex" xmlns:cx6="http://schemas.microsoft.com/office/drawing/2016/5/12/chartex" xmlns:cx7="http://schemas.microsoft.com/office/drawing/2016/5/13/chartex" xmlns:cx8="http://schemas.microsoft.com/office/drawing/2016/5/14/chartex" xmlns:mc="http://schemas.openxmlformats.org/markup-compatibility/2006" xmlns:aink="http://schemas.microsoft.com/office/drawing/2016/ink" xmlns:am3d="http://schemas.microsoft.com/office/drawing/2017/model3d" xmlns:o="urn:schemas-microsoft-com:office:office" xmlns:oel="http://schemas.microsoft.com/office/2019/extlst" xmlns:r="http://schemas.openxmlformats.org/officeDocument/2006/relationships" xmlns:m="http://schemas.openxmlformats.org/officeDocument/2006/math" xmlns:v="urn:schemas-microsoft-com:vml" xmlns:wp14="http://schemas.microsoft.com/office/word/2010/wordprocessingDrawing" xmlns:wp="http://schemas.openxmlformats.org/drawingml/2006/wordprocessingDrawing" xmlns:w10="urn:schemas-microsoft-com:office:word" xmlns:w="http://schemas.openxmlformats.org/wordprocessingml/2006/main" xmlns:w14="http://schemas.microsoft.com/office/word/2010/wordml" xmlns:w15="http://schemas.microsoft.com/office/word/2012/wordml" xmlns:w16cex="http://schemas.microsoft.com/office/word/2018/wordml/cex" xmlns:w16cid="http://schemas.microsoft.com/office/word/2016/wordml/cid" xmlns:w16="http://schemas.microsoft.com/office/word/2018/wordml" xmlns:w16du="http://schemas.microsoft.com/office/word/2023/wordml/word16du" xmlns:w16sdtdh="http://schemas.microsoft.com/office/word/2020/wordml/sdtdatahash" xmlns:w16sdtfl="http://schemas.microsoft.com/office/word/2024/wordml/sdtformatlock" xmlns:w16se="http://schemas.microsoft.com/office/word/2015/wordml/symex" xmlns:wpg="http://schemas.microsoft.com/office/word/2010/wordprocessingGroup" xmlns:wpi="http://schemas.microsoft.com/office/word/2010/wordprocessingInk" xmlns:wne="http://schemas.microsoft.com/office/word/2006/wordml" xmlns:wps="http://schemas.microsoft.com/office/word/2010/wordprocessingShape" mc:Ignorable="w14 w15 w16se w16cid w16 w16cex w16sdtdh w16sdtfl w16du wp14">
   <w:abstractNum w:abstractNumId="0" w15:restartNumberingAfterBreak="0">
     <w:nsid w:val="001A0A61"/>
     <w:multiLevelType w:val="hybridMultilevel"/>
